--- a/00_GESTION_DE_PROJET/03_Suivi_Equipe/CR reunions/00_compte-rendu vierge.docx
+++ b/00_GESTION_DE_PROJET/03_Suivi_Equipe/CR reunions/00_compte-rendu vierge.docx
@@ -1,64 +1,58 @@
 
 <file path=word/document.xml><?xml version="1.0" encoding="utf-8"?>
-<w:document xmlns:mc="http://schemas.openxmlformats.org/markup-compatibility/2006" xmlns:o="urn:schemas-microsoft-com:office:office" xmlns:r="http://schemas.openxmlformats.org/officeDocument/2006/relationships" xmlns:m="http://schemas.openxmlformats.org/officeDocument/2006/math" xmlns:v="urn:schemas-microsoft-com:vml" xmlns:wp="http://schemas.openxmlformats.org/drawingml/2006/wordprocessingDrawing" xmlns:w10="urn:schemas-microsoft-com:office:word" xmlns:w="http://schemas.openxmlformats.org/wordprocessingml/2006/main" xmlns:wne="http://schemas.microsoft.com/office/word/2006/wordml" xmlns:sl="http://schemas.openxmlformats.org/schemaLibrary/2006/main" xmlns:a="http://schemas.openxmlformats.org/drawingml/2006/main" xmlns:pic="http://schemas.openxmlformats.org/drawingml/2006/picture" xmlns:c="http://schemas.openxmlformats.org/drawingml/2006/chart" xmlns:lc="http://schemas.openxmlformats.org/drawingml/2006/lockedCanvas" xmlns:dgm="http://schemas.openxmlformats.org/drawingml/2006/diagram" xmlns:wps="http://schemas.microsoft.com/office/word/2010/wordprocessingShape" xmlns:wpg="http://schemas.microsoft.com/office/word/2010/wordprocessingGroup" xmlns:w14="http://schemas.microsoft.com/office/word/2010/wordml" xmlns:w15="http://schemas.microsoft.com/office/word/2012/wordml" xmlns:w16="http://schemas.microsoft.com/office/word/2018/wordml" xmlns:w16cex="http://schemas.microsoft.com/office/word/2018/wordml/cex" xmlns:w16cid="http://schemas.microsoft.com/office/word/2016/wordml/cid" xmlns="http://schemas.microsoft.com/office/tasks/2019/documenttasks" xmlns:cr="http://schemas.microsoft.com/office/comments/2020/reactions">
+<w:document xmlns:wpc="http://schemas.microsoft.com/office/word/2010/wordprocessingCanvas" xmlns:cx="http://schemas.microsoft.com/office/drawing/2014/chartex" xmlns:cx1="http://schemas.microsoft.com/office/drawing/2015/9/8/chartex" xmlns:cx2="http://schemas.microsoft.com/office/drawing/2015/10/21/chartex" xmlns:cx3="http://schemas.microsoft.com/office/drawing/2016/5/9/chartex" xmlns:cx4="http://schemas.microsoft.com/office/drawing/2016/5/10/chartex" xmlns:cx5="http://schemas.microsoft.com/office/drawing/2016/5/11/chartex" xmlns:cx6="http://schemas.microsoft.com/office/drawing/2016/5/12/chartex" xmlns:cx7="http://schemas.microsoft.com/office/drawing/2016/5/13/chartex" xmlns:cx8="http://schemas.microsoft.com/office/drawing/2016/5/14/chartex" xmlns:mc="http://schemas.openxmlformats.org/markup-compatibility/2006" xmlns:aink="http://schemas.microsoft.com/office/drawing/2016/ink" xmlns:am3d="http://schemas.microsoft.com/office/drawing/2017/model3d" xmlns:o="urn:schemas-microsoft-com:office:office" xmlns:oel="http://schemas.microsoft.com/office/2019/extlst" xmlns:r="http://schemas.openxmlformats.org/officeDocument/2006/relationships" xmlns:m="http://schemas.openxmlformats.org/officeDocument/2006/math" xmlns:v="urn:schemas-microsoft-com:vml" xmlns:wp14="http://schemas.microsoft.com/office/word/2010/wordprocessingDrawing" xmlns:wp="http://schemas.openxmlformats.org/drawingml/2006/wordprocessingDrawing" xmlns:w10="urn:schemas-microsoft-com:office:word" xmlns:w="http://schemas.openxmlformats.org/wordprocessingml/2006/main" xmlns:w14="http://schemas.microsoft.com/office/word/2010/wordml" xmlns:w15="http://schemas.microsoft.com/office/word/2012/wordml" xmlns:w16cex="http://schemas.microsoft.com/office/word/2018/wordml/cex" xmlns:w16cid="http://schemas.microsoft.com/office/word/2016/wordml/cid" xmlns:w16="http://schemas.microsoft.com/office/word/2018/wordml" xmlns:w16du="http://schemas.microsoft.com/office/word/2023/wordml/word16du" xmlns:w16sdtdh="http://schemas.microsoft.com/office/word/2020/wordml/sdtdatahash" xmlns:w16sdtfl="http://schemas.microsoft.com/office/word/2024/wordml/sdtformatlock" xmlns:w16se="http://schemas.microsoft.com/office/word/2015/wordml/symex" xmlns:wpg="http://schemas.microsoft.com/office/word/2010/wordprocessingGroup" xmlns:wpi="http://schemas.microsoft.com/office/word/2010/wordprocessingInk" xmlns:wne="http://schemas.microsoft.com/office/word/2006/wordml" xmlns:wps="http://schemas.microsoft.com/office/word/2010/wordprocessingShape" mc:Ignorable="w14 w15 w16se w16cid w16 w16cex w16sdtdh w16sdtfl w16du wp14">
   <w:body>
     <w:p>
       <w:pPr>
         <w:rPr>
-          <w:b w:val="1"/>
-          <w:bCs w:val="1"/>
+          <w:b/>
+          <w:bCs/>
           <w:sz w:val="20"/>
           <w:szCs w:val="20"/>
           <w:highlight w:val="yellow"/>
         </w:rPr>
       </w:pPr>
-      <w:r>
-        <w:rPr>
-          <w:rtl w:val="0"/>
-        </w:rPr>
-      </w:r>
     </w:p>
     <w:p>
       <w:pPr>
         <w:pBdr>
-          <w:top w:space="0" w:sz="0" w:val="nil"/>
-          <w:left w:space="0" w:sz="0" w:val="nil"/>
-          <w:bottom w:space="0" w:sz="0" w:val="nil"/>
-          <w:right w:space="0" w:sz="0" w:val="nil"/>
-          <w:between w:space="0" w:sz="0" w:val="nil"/>
+          <w:top w:val="nil"/>
+          <w:left w:val="nil"/>
+          <w:bottom w:val="nil"/>
+          <w:right w:val="nil"/>
+          <w:between w:val="nil"/>
         </w:pBdr>
         <w:ind w:firstLine="720"/>
         <w:jc w:val="center"/>
         <w:rPr>
-          <w:b w:val="1"/>
-          <w:bCs w:val="1"/>
-          <w:color w:val="85200c"/>
+          <w:b/>
+          <w:bCs/>
+          <w:color w:val="85200C"/>
           <w:sz w:val="44"/>
           <w:szCs w:val="44"/>
         </w:rPr>
       </w:pPr>
       <w:r>
         <w:rPr>
-          <w:b w:val="1"/>
-          <w:bCs w:val="1"/>
-          <w:color w:val="85200c"/>
+          <w:b/>
+          <w:bCs/>
+          <w:color w:val="85200C"/>
           <w:sz w:val="44"/>
           <w:szCs w:val="44"/>
-          <w:rtl w:val="0"/>
         </w:rPr>
-        <w:t xml:space="preserve">Projet Collecte de données - Compte rendu n°</w:t>
+        <w:t>Projet Collecte de données - Compte rendu n°</w:t>
       </w:r>
     </w:p>
     <w:p>
       <w:pPr>
         <w:pBdr>
-          <w:top w:space="0" w:sz="0" w:val="nil"/>
-          <w:left w:space="0" w:sz="0" w:val="nil"/>
-          <w:bottom w:space="0" w:sz="0" w:val="nil"/>
-          <w:right w:space="0" w:sz="0" w:val="nil"/>
-          <w:between w:space="0" w:sz="0" w:val="nil"/>
+          <w:top w:val="nil"/>
+          <w:left w:val="nil"/>
+          <w:bottom w:val="nil"/>
+          <w:right w:val="nil"/>
+          <w:between w:val="nil"/>
         </w:pBdr>
-        <w:ind w:left="60" w:firstLine="0"/>
+        <w:ind w:left="60"/>
         <w:jc w:val="both"/>
         <w:rPr>
           <w:sz w:val="24"/>
@@ -69,285 +63,275 @@
         <w:rPr>
           <w:sz w:val="24"/>
           <w:szCs w:val="24"/>
-          <w:rtl w:val="0"/>
         </w:rPr>
         <w:t xml:space="preserve"> </w:t>
       </w:r>
     </w:p>
     <w:tbl>
       <w:tblPr>
-        <w:tblStyle w:val="Table1"/>
-        <w:tblW w:w="9360.0" w:type="dxa"/>
-        <w:jc w:val="left"/>
+        <w:tblStyle w:val="a2"/>
+        <w:tblW w:w="9360" w:type="dxa"/>
+        <w:tblInd w:w="0" w:type="dxa"/>
         <w:tblBorders>
-          <w:top w:color="000000" w:space="0" w:sz="8" w:val="single"/>
-          <w:left w:color="000000" w:space="0" w:sz="8" w:val="single"/>
-          <w:bottom w:color="000000" w:space="0" w:sz="8" w:val="single"/>
-          <w:right w:color="000000" w:space="0" w:sz="8" w:val="single"/>
-          <w:insideH w:color="000000" w:space="0" w:sz="8" w:val="single"/>
-          <w:insideV w:color="000000" w:space="0" w:sz="8" w:val="single"/>
+          <w:top w:val="single" w:sz="8" w:space="0" w:color="000000"/>
+          <w:left w:val="single" w:sz="8" w:space="0" w:color="000000"/>
+          <w:bottom w:val="single" w:sz="8" w:space="0" w:color="000000"/>
+          <w:right w:val="single" w:sz="8" w:space="0" w:color="000000"/>
+          <w:insideH w:val="single" w:sz="8" w:space="0" w:color="000000"/>
+          <w:insideV w:val="single" w:sz="8" w:space="0" w:color="000000"/>
         </w:tblBorders>
         <w:tblLayout w:type="fixed"/>
-        <w:tblLook w:val="0600"/>
+        <w:tblLook w:val="0600" w:firstRow="0" w:lastRow="0" w:firstColumn="0" w:lastColumn="0" w:noHBand="1" w:noVBand="1"/>
       </w:tblPr>
       <w:tblGrid>
         <w:gridCol w:w="5925"/>
         <w:gridCol w:w="3435"/>
-        <w:tblGridChange w:id="0">
-          <w:tblGrid>
-            <w:gridCol w:w="5925"/>
-            <w:gridCol w:w="3435"/>
-          </w:tblGrid>
-        </w:tblGridChange>
       </w:tblGrid>
       <w:tr>
-        <w:trPr>
-          <w:cantSplit w:val="0"/>
-          <w:tblHeader w:val="0"/>
-        </w:trPr>
         <w:tc>
           <w:tcPr>
-            <w:shd w:fill="auto" w:val="clear"/>
+            <w:tcW w:w="5925" w:type="dxa"/>
             <w:tcMar>
-              <w:top w:w="0.0" w:type="dxa"/>
-              <w:left w:w="0.0" w:type="dxa"/>
-              <w:bottom w:w="0.0" w:type="dxa"/>
-              <w:right w:w="0.0" w:type="dxa"/>
+              <w:top w:w="0" w:type="dxa"/>
+              <w:left w:w="0" w:type="dxa"/>
+              <w:bottom w:w="0" w:type="dxa"/>
+              <w:right w:w="0" w:type="dxa"/>
             </w:tcMar>
           </w:tcPr>
           <w:p>
             <w:pPr>
               <w:pBdr>
-                <w:top w:space="0" w:sz="0" w:val="nil"/>
-                <w:left w:space="0" w:sz="0" w:val="nil"/>
-                <w:bottom w:space="0" w:sz="0" w:val="nil"/>
-                <w:right w:space="0" w:sz="0" w:val="nil"/>
-                <w:between w:space="0" w:sz="0" w:val="nil"/>
+                <w:top w:val="nil"/>
+                <w:left w:val="nil"/>
+                <w:bottom w:val="nil"/>
+                <w:right w:val="nil"/>
+                <w:between w:val="nil"/>
               </w:pBdr>
               <w:rPr>
-                <w:b w:val="1"/>
-                <w:bCs w:val="1"/>
+                <w:b/>
+                <w:bCs/>
+              </w:rPr>
+            </w:pPr>
+            <w:r>
+              <w:t xml:space="preserve"> </w:t>
+            </w:r>
+            <w:r>
+              <w:rPr>
+                <w:b/>
+                <w:bCs/>
+              </w:rPr>
+              <w:t xml:space="preserve">Motif / type de </w:t>
+            </w:r>
+            <w:proofErr w:type="gramStart"/>
+            <w:r>
+              <w:rPr>
+                <w:b/>
+                <w:bCs/>
+              </w:rPr>
+              <w:t>réunion:</w:t>
+            </w:r>
+            <w:proofErr w:type="gramEnd"/>
+          </w:p>
+          <w:p>
+            <w:pPr>
+              <w:pBdr>
+                <w:top w:val="nil"/>
+                <w:left w:val="nil"/>
+                <w:bottom w:val="nil"/>
+                <w:right w:val="nil"/>
+                <w:between w:val="nil"/>
+              </w:pBdr>
+            </w:pPr>
+          </w:p>
+        </w:tc>
+        <w:tc>
+          <w:tcPr>
+            <w:tcW w:w="3435" w:type="dxa"/>
+            <w:tcMar>
+              <w:top w:w="0" w:type="dxa"/>
+              <w:left w:w="0" w:type="dxa"/>
+              <w:bottom w:w="0" w:type="dxa"/>
+              <w:right w:w="0" w:type="dxa"/>
+            </w:tcMar>
+          </w:tcPr>
+          <w:p>
+            <w:pPr>
+              <w:pBdr>
+                <w:top w:val="nil"/>
+                <w:left w:val="nil"/>
+                <w:bottom w:val="nil"/>
+                <w:right w:val="nil"/>
+                <w:between w:val="nil"/>
+              </w:pBdr>
+              <w:rPr>
+                <w:b/>
+                <w:bCs/>
+              </w:rPr>
+            </w:pPr>
+            <w:r>
+              <w:t xml:space="preserve"> </w:t>
+            </w:r>
+            <w:proofErr w:type="gramStart"/>
+            <w:r>
+              <w:rPr>
+                <w:b/>
+                <w:bCs/>
+              </w:rPr>
+              <w:t>Lieu:</w:t>
+            </w:r>
+            <w:proofErr w:type="gramEnd"/>
+          </w:p>
+          <w:p>
+            <w:pPr>
+              <w:pBdr>
+                <w:top w:val="nil"/>
+                <w:left w:val="nil"/>
+                <w:bottom w:val="nil"/>
+                <w:right w:val="nil"/>
+                <w:between w:val="nil"/>
+              </w:pBdr>
+            </w:pPr>
+          </w:p>
+        </w:tc>
+      </w:tr>
+      <w:tr>
+        <w:tc>
+          <w:tcPr>
+            <w:tcW w:w="5925" w:type="dxa"/>
+            <w:tcMar>
+              <w:top w:w="0" w:type="dxa"/>
+              <w:left w:w="0" w:type="dxa"/>
+              <w:bottom w:w="0" w:type="dxa"/>
+              <w:right w:w="0" w:type="dxa"/>
+            </w:tcMar>
+          </w:tcPr>
+          <w:p>
+            <w:pPr>
+              <w:pBdr>
+                <w:top w:val="nil"/>
+                <w:left w:val="nil"/>
+                <w:bottom w:val="nil"/>
+                <w:right w:val="nil"/>
+                <w:between w:val="nil"/>
+              </w:pBdr>
+              <w:rPr>
+                <w:b/>
+                <w:bCs/>
               </w:rPr>
             </w:pPr>
             <w:r>
               <w:rPr>
-                <w:rtl w:val="0"/>
+                <w:b/>
+                <w:bCs/>
               </w:rPr>
-              <w:t xml:space="preserve"> </w:t>
-            </w:r>
-            <w:r>
-              <w:rPr>
-                <w:b w:val="1"/>
-                <w:bCs w:val="1"/>
-                <w:rtl w:val="0"/>
-              </w:rPr>
-              <w:t xml:space="preserve">Motif / type de réunion: </w:t>
+              <w:t>Présents :</w:t>
             </w:r>
           </w:p>
           <w:p>
             <w:pPr>
               <w:pBdr>
-                <w:top w:space="0" w:sz="0" w:val="nil"/>
-                <w:left w:space="0" w:sz="0" w:val="nil"/>
-                <w:bottom w:space="0" w:sz="0" w:val="nil"/>
-                <w:right w:space="0" w:sz="0" w:val="nil"/>
-                <w:between w:space="0" w:sz="0" w:val="nil"/>
+                <w:top w:val="nil"/>
+                <w:left w:val="nil"/>
+                <w:bottom w:val="nil"/>
+                <w:right w:val="nil"/>
+                <w:between w:val="nil"/>
               </w:pBdr>
-              <w:rPr/>
+              <w:rPr>
+                <w:b/>
+                <w:bCs/>
+              </w:rPr>
             </w:pPr>
+          </w:p>
+          <w:p>
+            <w:pPr>
+              <w:pBdr>
+                <w:top w:val="nil"/>
+                <w:left w:val="nil"/>
+                <w:bottom w:val="nil"/>
+                <w:right w:val="nil"/>
+                <w:between w:val="nil"/>
+              </w:pBdr>
+              <w:rPr>
+                <w:b/>
+                <w:bCs/>
+              </w:rPr>
+            </w:pPr>
+            <w:proofErr w:type="gramStart"/>
             <w:r>
               <w:rPr>
-                <w:rtl w:val="0"/>
+                <w:b/>
+                <w:bCs/>
               </w:rPr>
+              <w:t>Excusés:</w:t>
             </w:r>
+            <w:proofErr w:type="gramEnd"/>
+          </w:p>
+          <w:p>
+            <w:pPr>
+              <w:pBdr>
+                <w:top w:val="nil"/>
+                <w:left w:val="nil"/>
+                <w:bottom w:val="nil"/>
+                <w:right w:val="nil"/>
+                <w:between w:val="nil"/>
+              </w:pBdr>
+            </w:pPr>
           </w:p>
         </w:tc>
         <w:tc>
           <w:tcPr>
-            <w:shd w:fill="auto" w:val="clear"/>
+            <w:tcW w:w="3435" w:type="dxa"/>
             <w:tcMar>
-              <w:top w:w="0.0" w:type="dxa"/>
-              <w:left w:w="0.0" w:type="dxa"/>
-              <w:bottom w:w="0.0" w:type="dxa"/>
-              <w:right w:w="0.0" w:type="dxa"/>
+              <w:top w:w="0" w:type="dxa"/>
+              <w:left w:w="0" w:type="dxa"/>
+              <w:bottom w:w="0" w:type="dxa"/>
+              <w:right w:w="0" w:type="dxa"/>
             </w:tcMar>
           </w:tcPr>
           <w:p>
             <w:pPr>
               <w:pBdr>
-                <w:top w:space="0" w:sz="0" w:val="nil"/>
-                <w:left w:space="0" w:sz="0" w:val="nil"/>
-                <w:bottom w:space="0" w:sz="0" w:val="nil"/>
-                <w:right w:space="0" w:sz="0" w:val="nil"/>
-                <w:between w:space="0" w:sz="0" w:val="nil"/>
+                <w:top w:val="nil"/>
+                <w:left w:val="nil"/>
+                <w:bottom w:val="nil"/>
+                <w:right w:val="nil"/>
+                <w:between w:val="nil"/>
               </w:pBdr>
               <w:rPr>
-                <w:b w:val="1"/>
-                <w:bCs w:val="1"/>
+                <w:b/>
+                <w:bCs/>
               </w:rPr>
             </w:pPr>
             <w:r>
-              <w:rPr>
-                <w:rtl w:val="0"/>
-              </w:rPr>
               <w:t xml:space="preserve"> </w:t>
             </w:r>
             <w:r>
               <w:rPr>
-                <w:b w:val="1"/>
-                <w:bCs w:val="1"/>
-                <w:rtl w:val="0"/>
+                <w:b/>
+                <w:bCs/>
               </w:rPr>
-              <w:t xml:space="preserve">Lieu:</w:t>
+              <w:t xml:space="preserve">Date / heure de début / </w:t>
             </w:r>
-          </w:p>
-        </w:tc>
-      </w:tr>
-      <w:tr>
-        <w:trPr>
-          <w:cantSplit w:val="0"/>
-          <w:tblHeader w:val="0"/>
-        </w:trPr>
-        <w:tc>
-          <w:tcPr>
-            <w:shd w:fill="auto" w:val="clear"/>
-            <w:tcMar>
-              <w:top w:w="0.0" w:type="dxa"/>
-              <w:left w:w="0.0" w:type="dxa"/>
-              <w:bottom w:w="0.0" w:type="dxa"/>
-              <w:right w:w="0.0" w:type="dxa"/>
-            </w:tcMar>
-          </w:tcPr>
-          <w:p>
-            <w:pPr>
-              <w:pBdr>
-                <w:top w:space="0" w:sz="0" w:val="nil"/>
-                <w:left w:space="0" w:sz="0" w:val="nil"/>
-                <w:bottom w:space="0" w:sz="0" w:val="nil"/>
-                <w:right w:space="0" w:sz="0" w:val="nil"/>
-                <w:between w:space="0" w:sz="0" w:val="nil"/>
-              </w:pBdr>
-              <w:rPr>
-                <w:b w:val="1"/>
-                <w:bCs w:val="1"/>
-              </w:rPr>
-            </w:pPr>
+            <w:proofErr w:type="gramStart"/>
             <w:r>
               <w:rPr>
-                <w:rtl w:val="0"/>
+                <w:b/>
+                <w:bCs/>
               </w:rPr>
-              <w:t xml:space="preserve"> </w:t>
+              <w:t>durée:</w:t>
             </w:r>
-            <w:r>
-              <w:rPr>
-                <w:b w:val="1"/>
-                <w:bCs w:val="1"/>
-                <w:rtl w:val="0"/>
-              </w:rPr>
-              <w:t xml:space="preserve">Présents : </w:t>
-            </w:r>
+            <w:proofErr w:type="gramEnd"/>
           </w:p>
           <w:p>
             <w:pPr>
               <w:pBdr>
-                <w:top w:space="0" w:sz="0" w:val="nil"/>
-                <w:left w:space="0" w:sz="0" w:val="nil"/>
-                <w:bottom w:space="0" w:sz="0" w:val="nil"/>
-                <w:right w:space="0" w:sz="0" w:val="nil"/>
-                <w:between w:space="0" w:sz="0" w:val="nil"/>
+                <w:top w:val="nil"/>
+                <w:left w:val="nil"/>
+                <w:bottom w:val="nil"/>
+                <w:right w:val="nil"/>
+                <w:between w:val="nil"/>
               </w:pBdr>
-              <w:rPr>
-                <w:b w:val="1"/>
-                <w:bCs w:val="1"/>
-              </w:rPr>
             </w:pPr>
-            <w:r>
-              <w:rPr>
-                <w:rtl w:val="0"/>
-              </w:rPr>
-            </w:r>
-          </w:p>
-          <w:p>
-            <w:pPr>
-              <w:pBdr>
-                <w:top w:space="0" w:sz="0" w:val="nil"/>
-                <w:left w:space="0" w:sz="0" w:val="nil"/>
-                <w:bottom w:space="0" w:sz="0" w:val="nil"/>
-                <w:right w:space="0" w:sz="0" w:val="nil"/>
-                <w:between w:space="0" w:sz="0" w:val="nil"/>
-              </w:pBdr>
-              <w:rPr/>
-            </w:pPr>
-            <w:r>
-              <w:rPr>
-                <w:b w:val="1"/>
-                <w:bCs w:val="1"/>
-                <w:rtl w:val="0"/>
-              </w:rPr>
-              <w:t xml:space="preserve"> Excusés:  </w:t>
-            </w:r>
-            <w:r>
-              <w:rPr>
-                <w:rtl w:val="0"/>
-              </w:rPr>
-            </w:r>
-          </w:p>
-        </w:tc>
-        <w:tc>
-          <w:tcPr>
-            <w:shd w:fill="auto" w:val="clear"/>
-            <w:tcMar>
-              <w:top w:w="0.0" w:type="dxa"/>
-              <w:left w:w="0.0" w:type="dxa"/>
-              <w:bottom w:w="0.0" w:type="dxa"/>
-              <w:right w:w="0.0" w:type="dxa"/>
-            </w:tcMar>
-          </w:tcPr>
-          <w:p>
-            <w:pPr>
-              <w:pBdr>
-                <w:top w:space="0" w:sz="0" w:val="nil"/>
-                <w:left w:space="0" w:sz="0" w:val="nil"/>
-                <w:bottom w:space="0" w:sz="0" w:val="nil"/>
-                <w:right w:space="0" w:sz="0" w:val="nil"/>
-                <w:between w:space="0" w:sz="0" w:val="nil"/>
-              </w:pBdr>
-              <w:rPr>
-                <w:b w:val="1"/>
-                <w:bCs w:val="1"/>
-              </w:rPr>
-            </w:pPr>
-            <w:r>
-              <w:rPr>
-                <w:rtl w:val="0"/>
-              </w:rPr>
-              <w:t xml:space="preserve"> </w:t>
-            </w:r>
-            <w:r>
-              <w:rPr>
-                <w:b w:val="1"/>
-                <w:bCs w:val="1"/>
-                <w:rtl w:val="0"/>
-              </w:rPr>
-              <w:t xml:space="preserve">Date / heure de début / durée:</w:t>
-            </w:r>
-          </w:p>
-          <w:p>
-            <w:pPr>
-              <w:pBdr>
-                <w:top w:space="0" w:sz="0" w:val="nil"/>
-                <w:left w:space="0" w:sz="0" w:val="nil"/>
-                <w:bottom w:space="0" w:sz="0" w:val="nil"/>
-                <w:right w:space="0" w:sz="0" w:val="nil"/>
-                <w:between w:space="0" w:sz="0" w:val="nil"/>
-              </w:pBdr>
-              <w:rPr/>
-            </w:pPr>
-            <w:r>
-              <w:rPr>
-                <w:rtl w:val="0"/>
-              </w:rPr>
-            </w:r>
           </w:p>
         </w:tc>
       </w:tr>
@@ -355,57 +339,56 @@
     <w:p>
       <w:pPr>
         <w:pBdr>
-          <w:top w:space="0" w:sz="0" w:val="nil"/>
-          <w:left w:space="0" w:sz="0" w:val="nil"/>
-          <w:bottom w:space="0" w:sz="0" w:val="nil"/>
-          <w:right w:space="0" w:sz="0" w:val="nil"/>
-          <w:between w:space="0" w:sz="0" w:val="nil"/>
+          <w:top w:val="nil"/>
+          <w:left w:val="nil"/>
+          <w:bottom w:val="nil"/>
+          <w:right w:val="nil"/>
+          <w:between w:val="nil"/>
         </w:pBdr>
-        <w:rPr/>
+      </w:pPr>
+    </w:p>
+    <w:p>
+      <w:pPr>
+        <w:pBdr>
+          <w:top w:val="nil"/>
+          <w:left w:val="nil"/>
+          <w:bottom w:val="nil"/>
+          <w:right w:val="nil"/>
+          <w:between w:val="nil"/>
+        </w:pBdr>
+        <w:rPr>
+          <w:b/>
+          <w:bCs/>
+          <w:color w:val="999999"/>
+          <w:sz w:val="24"/>
+          <w:szCs w:val="24"/>
+        </w:rPr>
       </w:pPr>
       <w:r>
         <w:rPr>
-          <w:rtl w:val="0"/>
+          <w:b/>
+          <w:bCs/>
+          <w:color w:val="999999"/>
+          <w:sz w:val="24"/>
+          <w:szCs w:val="24"/>
         </w:rPr>
+        <w:t xml:space="preserve">Liste de diffusion </w:t>
       </w:r>
     </w:p>
     <w:p>
-      <w:pPr>
-        <w:pBdr>
-          <w:top w:space="0" w:sz="0" w:val="nil"/>
-          <w:left w:space="0" w:sz="0" w:val="nil"/>
-          <w:bottom w:space="0" w:sz="0" w:val="nil"/>
-          <w:right w:space="0" w:sz="0" w:val="nil"/>
-          <w:between w:space="0" w:sz="0" w:val="nil"/>
-        </w:pBdr>
-        <w:rPr/>
-      </w:pPr>
       <w:r>
-        <w:rPr>
-          <w:b w:val="1"/>
-          <w:bCs w:val="1"/>
-          <w:color w:val="999999"/>
-          <w:sz w:val="24"/>
-          <w:szCs w:val="24"/>
-          <w:rtl w:val="0"/>
-        </w:rPr>
-        <w:t xml:space="preserve">Liste de diffusion </w:t>
-      </w:r>
-      <w:r>
-        <w:rPr>
-          <w:rtl w:val="0"/>
-        </w:rPr>
+        <w:t>Le pilote et l’ensemble de l’équipe projet</w:t>
       </w:r>
     </w:p>
     <w:p>
       <w:pPr>
-        <w:pStyle w:val="Heading1"/>
+        <w:pStyle w:val="Titre1"/>
         <w:pBdr>
-          <w:top w:space="0" w:sz="0" w:val="nil"/>
-          <w:left w:space="0" w:sz="0" w:val="nil"/>
-          <w:bottom w:space="0" w:sz="0" w:val="nil"/>
-          <w:right w:space="0" w:sz="0" w:val="nil"/>
-          <w:between w:space="0" w:sz="0" w:val="nil"/>
+          <w:top w:val="nil"/>
+          <w:left w:val="nil"/>
+          <w:bottom w:val="nil"/>
+          <w:right w:val="nil"/>
+          <w:between w:val="nil"/>
         </w:pBdr>
         <w:rPr>
           <w:sz w:val="32"/>
@@ -416,9 +399,8 @@
         <w:rPr>
           <w:sz w:val="32"/>
           <w:szCs w:val="32"/>
-          <w:rtl w:val="0"/>
         </w:rPr>
-        <w:t xml:space="preserve">Ordre du jour</w:t>
+        <w:t>Ordre du jour</w:t>
       </w:r>
     </w:p>
     <w:p>
@@ -428,47 +410,43 @@
           <w:numId w:val="2"/>
         </w:numPr>
         <w:pBdr>
-          <w:top w:space="0" w:sz="0" w:val="nil"/>
-          <w:left w:space="0" w:sz="0" w:val="nil"/>
-          <w:bottom w:space="0" w:sz="0" w:val="nil"/>
-          <w:right w:space="0" w:sz="0" w:val="nil"/>
-          <w:between w:space="0" w:sz="0" w:val="nil"/>
+          <w:top w:val="nil"/>
+          <w:left w:val="nil"/>
+          <w:bottom w:val="nil"/>
+          <w:right w:val="nil"/>
+          <w:between w:val="nil"/>
         </w:pBdr>
-        <w:ind w:left="720" w:hanging="360"/>
-        <w:rPr/>
       </w:pPr>
       <w:r>
-        <w:rPr>
-          <w:rtl w:val="0"/>
-        </w:rPr>
-        <w:br w:type="textWrapping"/>
+        <w:br/>
       </w:r>
     </w:p>
     <w:p>
       <w:pPr>
-        <w:pStyle w:val="Heading1"/>
+        <w:pStyle w:val="Titre1"/>
         <w:pBdr>
-          <w:top w:space="0" w:sz="0" w:val="nil"/>
-          <w:left w:space="0" w:sz="0" w:val="nil"/>
-          <w:bottom w:space="0" w:sz="0" w:val="nil"/>
-          <w:right w:space="0" w:sz="0" w:val="nil"/>
-          <w:between w:space="0" w:sz="0" w:val="nil"/>
+          <w:top w:val="nil"/>
+          <w:left w:val="nil"/>
+          <w:bottom w:val="nil"/>
+          <w:right w:val="nil"/>
+          <w:between w:val="nil"/>
         </w:pBdr>
         <w:rPr>
-          <w:color w:val="0c343d"/>
+          <w:color w:val="0C343D"/>
           <w:sz w:val="32"/>
           <w:szCs w:val="32"/>
         </w:rPr>
       </w:pPr>
+      <w:proofErr w:type="gramStart"/>
       <w:r>
         <w:rPr>
-          <w:color w:val="0c343d"/>
+          <w:color w:val="0C343D"/>
           <w:sz w:val="32"/>
           <w:szCs w:val="32"/>
-          <w:rtl w:val="0"/>
         </w:rPr>
-        <w:t xml:space="preserve">Information échangées</w:t>
+        <w:t>Information échangées</w:t>
       </w:r>
+      <w:proofErr w:type="gramEnd"/>
     </w:p>
     <w:p>
       <w:pPr>
@@ -477,48 +455,27 @@
           <w:numId w:val="1"/>
         </w:numPr>
         <w:pBdr>
-          <w:top w:space="0" w:sz="0" w:val="nil"/>
-          <w:left w:space="0" w:sz="0" w:val="nil"/>
-          <w:bottom w:space="0" w:sz="0" w:val="nil"/>
-          <w:right w:space="0" w:sz="0" w:val="nil"/>
-          <w:between w:space="0" w:sz="0" w:val="nil"/>
+          <w:top w:val="nil"/>
+          <w:left w:val="nil"/>
+          <w:bottom w:val="nil"/>
+          <w:right w:val="nil"/>
+          <w:between w:val="nil"/>
         </w:pBdr>
         <w:spacing w:line="276" w:lineRule="auto"/>
-        <w:ind w:left="720" w:hanging="360"/>
-        <w:rPr/>
       </w:pPr>
       <w:r>
-        <w:rPr>
-          <w:rtl w:val="0"/>
-        </w:rPr>
+        <w:t>P</w:t>
       </w:r>
     </w:p>
     <w:p>
       <w:pPr>
+        <w:pStyle w:val="Titre1"/>
         <w:pBdr>
-          <w:top w:space="0" w:sz="0" w:val="nil"/>
-          <w:left w:space="0" w:sz="0" w:val="nil"/>
-          <w:bottom w:space="0" w:sz="0" w:val="nil"/>
-          <w:right w:space="0" w:sz="0" w:val="nil"/>
-          <w:between w:space="0" w:sz="0" w:val="nil"/>
-        </w:pBdr>
-        <w:rPr/>
-      </w:pPr>
-      <w:r>
-        <w:rPr>
-          <w:rtl w:val="0"/>
-        </w:rPr>
-      </w:r>
-    </w:p>
-    <w:p>
-      <w:pPr>
-        <w:pStyle w:val="Heading1"/>
-        <w:pBdr>
-          <w:top w:space="0" w:sz="0" w:val="nil"/>
-          <w:left w:space="0" w:sz="0" w:val="nil"/>
-          <w:bottom w:space="0" w:sz="0" w:val="nil"/>
-          <w:right w:space="0" w:sz="0" w:val="nil"/>
-          <w:between w:space="0" w:sz="0" w:val="nil"/>
+          <w:top w:val="nil"/>
+          <w:left w:val="nil"/>
+          <w:bottom w:val="nil"/>
+          <w:right w:val="nil"/>
+          <w:between w:val="nil"/>
         </w:pBdr>
         <w:rPr>
           <w:color w:val="980000"/>
@@ -526,16 +483,15 @@
           <w:szCs w:val="32"/>
         </w:rPr>
       </w:pPr>
-      <w:bookmarkStart w:colFirst="0" w:colLast="0" w:name="_heading=h.iojerqe2x4ss" w:id="0"/>
+      <w:bookmarkStart w:id="0" w:name="_heading=h.rxjykg9rsd71" w:colFirst="0" w:colLast="0"/>
       <w:bookmarkEnd w:id="0"/>
       <w:r>
         <w:rPr>
           <w:color w:val="980000"/>
           <w:sz w:val="32"/>
           <w:szCs w:val="32"/>
-          <w:rtl w:val="0"/>
         </w:rPr>
-        <w:t xml:space="preserve">Remarques / Questions</w:t>
+        <w:t>Remarques</w:t>
       </w:r>
     </w:p>
     <w:p>
@@ -545,43 +501,40 @@
           <w:numId w:val="1"/>
         </w:numPr>
         <w:pBdr>
-          <w:top w:space="0" w:sz="0" w:val="nil"/>
-          <w:left w:space="0" w:sz="0" w:val="nil"/>
-          <w:bottom w:space="0" w:sz="0" w:val="nil"/>
-          <w:right w:space="0" w:sz="0" w:val="nil"/>
-          <w:between w:space="0" w:sz="0" w:val="nil"/>
+          <w:top w:val="nil"/>
+          <w:left w:val="nil"/>
+          <w:bottom w:val="nil"/>
+          <w:right w:val="nil"/>
+          <w:between w:val="nil"/>
         </w:pBdr>
-        <w:ind w:left="720" w:hanging="360"/>
-        <w:rPr/>
-      </w:pPr>
+      </w:pPr>
+      <w:proofErr w:type="gramStart"/>
       <w:r>
-        <w:rPr>
-          <w:rtl w:val="0"/>
-        </w:rPr>
+        <w:t>n</w:t>
       </w:r>
+      <w:proofErr w:type="gramEnd"/>
     </w:p>
     <w:p>
       <w:pPr>
-        <w:pStyle w:val="Heading1"/>
+        <w:pStyle w:val="Titre1"/>
         <w:pBdr>
-          <w:top w:space="0" w:sz="0" w:val="nil"/>
-          <w:left w:space="0" w:sz="0" w:val="nil"/>
-          <w:bottom w:space="0" w:sz="0" w:val="nil"/>
-          <w:right w:space="0" w:sz="0" w:val="nil"/>
-          <w:between w:space="0" w:sz="0" w:val="nil"/>
+          <w:top w:val="nil"/>
+          <w:left w:val="nil"/>
+          <w:bottom w:val="nil"/>
+          <w:right w:val="nil"/>
+          <w:between w:val="nil"/>
         </w:pBdr>
         <w:rPr>
-          <w:color w:val="134f5c"/>
+          <w:color w:val="134F5C"/>
           <w:sz w:val="32"/>
           <w:szCs w:val="32"/>
         </w:rPr>
       </w:pPr>
       <w:r>
         <w:rPr>
-          <w:color w:val="134f5c"/>
+          <w:color w:val="134F5C"/>
           <w:sz w:val="32"/>
           <w:szCs w:val="32"/>
-          <w:rtl w:val="0"/>
         </w:rPr>
         <w:t xml:space="preserve">Décisions </w:t>
       </w:r>
@@ -593,141 +546,43 @@
           <w:numId w:val="1"/>
         </w:numPr>
         <w:pBdr>
-          <w:top w:space="0" w:sz="0" w:val="nil"/>
-          <w:left w:space="0" w:sz="0" w:val="nil"/>
-          <w:bottom w:space="0" w:sz="0" w:val="nil"/>
-          <w:right w:space="0" w:sz="0" w:val="nil"/>
-          <w:between w:space="0" w:sz="0" w:val="nil"/>
+          <w:top w:val="nil"/>
+          <w:left w:val="nil"/>
+          <w:bottom w:val="nil"/>
+          <w:right w:val="nil"/>
+          <w:between w:val="nil"/>
         </w:pBdr>
-        <w:ind w:left="720" w:hanging="360"/>
-        <w:rPr/>
       </w:pPr>
       <w:r>
-        <w:rPr>
-          <w:rtl w:val="0"/>
-        </w:rPr>
+        <w:t>a</w:t>
       </w:r>
     </w:p>
     <w:p>
       <w:pPr>
         <w:pBdr>
-          <w:top w:space="0" w:sz="0" w:val="nil"/>
-          <w:left w:space="0" w:sz="0" w:val="nil"/>
-          <w:bottom w:space="0" w:sz="0" w:val="nil"/>
-          <w:right w:space="0" w:sz="0" w:val="nil"/>
-          <w:between w:space="0" w:sz="0" w:val="nil"/>
-        </w:pBdr>
-        <w:rPr/>
-      </w:pPr>
-      <w:r>
-        <w:rPr>
-          <w:rtl w:val="0"/>
-        </w:rPr>
-      </w:r>
-    </w:p>
-    <w:p>
-      <w:pPr>
-        <w:pStyle w:val="Heading2"/>
-        <w:pBdr>
-          <w:top w:space="0" w:sz="0" w:val="nil"/>
-          <w:left w:space="0" w:sz="0" w:val="nil"/>
-          <w:bottom w:space="0" w:sz="0" w:val="nil"/>
-          <w:right w:space="0" w:sz="0" w:val="nil"/>
-          <w:between w:space="0" w:sz="0" w:val="nil"/>
-        </w:pBdr>
-        <w:rPr>
-          <w:i w:val="1"/>
-          <w:iCs w:val="1"/>
-          <w:sz w:val="28"/>
-          <w:szCs w:val="28"/>
-        </w:rPr>
-      </w:pPr>
-      <w:r>
-        <w:rPr>
-          <w:i w:val="1"/>
-          <w:iCs w:val="1"/>
-          <w:sz w:val="28"/>
-          <w:szCs w:val="28"/>
-          <w:rtl w:val="0"/>
-        </w:rPr>
-        <w:t xml:space="preserve">Date de la prochaine réunion :</w:t>
-      </w:r>
-    </w:p>
-    <w:p>
-      <w:pPr>
-        <w:rPr/>
-      </w:pPr>
-      <w:r>
-        <w:rPr>
-          <w:rtl w:val="0"/>
-        </w:rPr>
-      </w:r>
-    </w:p>
-    <w:p>
-      <w:pPr>
-        <w:rPr/>
-      </w:pPr>
-      <w:r>
-        <w:rPr>
-          <w:rtl w:val="0"/>
-        </w:rPr>
-      </w:r>
-    </w:p>
-    <w:p>
-      <w:pPr>
-        <w:pStyle w:val="Heading1"/>
-        <w:pBdr>
-          <w:top w:space="0" w:sz="0" w:val="nil"/>
-          <w:left w:space="0" w:sz="0" w:val="nil"/>
-          <w:bottom w:space="0" w:sz="0" w:val="nil"/>
-          <w:right w:space="0" w:sz="0" w:val="nil"/>
-          <w:between w:space="0" w:sz="0" w:val="nil"/>
-        </w:pBdr>
-        <w:rPr>
-          <w:sz w:val="32"/>
-          <w:szCs w:val="32"/>
-        </w:rPr>
-      </w:pPr>
-      <w:r>
-        <w:rPr>
-          <w:sz w:val="32"/>
-          <w:szCs w:val="32"/>
-          <w:rtl w:val="0"/>
-        </w:rPr>
-        <w:t xml:space="preserve">Documents additionnels :</w:t>
-      </w:r>
-    </w:p>
-    <w:p>
-      <w:pPr>
-        <w:pBdr>
-          <w:top w:space="0" w:sz="0" w:val="nil"/>
-          <w:left w:space="0" w:sz="0" w:val="nil"/>
-          <w:bottom w:space="0" w:sz="0" w:val="nil"/>
-          <w:right w:space="0" w:sz="0" w:val="nil"/>
-          <w:between w:space="0" w:sz="0" w:val="nil"/>
+          <w:top w:val="nil"/>
+          <w:left w:val="nil"/>
+          <w:bottom w:val="nil"/>
+          <w:right w:val="nil"/>
+          <w:between w:val="nil"/>
         </w:pBdr>
         <w:jc w:val="both"/>
         <w:rPr>
-          <w:i w:val="1"/>
-          <w:iCs w:val="1"/>
+          <w:i/>
+          <w:iCs/>
           <w:sz w:val="20"/>
           <w:szCs w:val="20"/>
         </w:rPr>
       </w:pPr>
-      <w:r>
-        <w:rPr>
-          <w:rtl w:val="0"/>
-        </w:rPr>
-      </w:r>
     </w:p>
     <w:p>
       <w:pPr>
         <w:pBdr>
-          <w:top w:space="0" w:sz="0" w:val="nil"/>
-          <w:left w:space="0" w:sz="0" w:val="nil"/>
-          <w:bottom w:space="0" w:sz="0" w:val="nil"/>
-          <w:right w:space="0" w:sz="0" w:val="nil"/>
-          <w:between w:space="0" w:sz="0" w:val="nil"/>
+          <w:top w:val="nil"/>
+          <w:left w:val="nil"/>
+          <w:bottom w:val="nil"/>
+          <w:right w:val="nil"/>
+          <w:between w:val="nil"/>
         </w:pBdr>
         <w:jc w:val="center"/>
         <w:rPr>
@@ -735,202 +590,111 @@
           <w:szCs w:val="20"/>
         </w:rPr>
       </w:pPr>
-      <w:r>
-        <w:rPr>
-          <w:rtl w:val="0"/>
-        </w:rPr>
-      </w:r>
     </w:p>
     <w:p>
       <w:pPr>
         <w:pBdr>
-          <w:top w:space="0" w:sz="0" w:val="nil"/>
-          <w:left w:space="0" w:sz="0" w:val="nil"/>
-          <w:bottom w:space="0" w:sz="0" w:val="nil"/>
-          <w:right w:space="0" w:sz="0" w:val="nil"/>
-          <w:between w:space="0" w:sz="0" w:val="nil"/>
+          <w:top w:val="nil"/>
+          <w:left w:val="nil"/>
+          <w:bottom w:val="nil"/>
+          <w:right w:val="nil"/>
+          <w:between w:val="nil"/>
         </w:pBdr>
-        <w:rPr/>
-      </w:pPr>
-      <w:r>
-        <w:rPr>
-          <w:rtl w:val="0"/>
-        </w:rPr>
-      </w:r>
+      </w:pPr>
     </w:p>
     <w:sectPr>
-      <w:headerReference r:id="rId7" w:type="default"/>
-      <w:pgSz w:h="15840" w:w="12240" w:orient="portrait"/>
-      <w:pgMar w:bottom="1440" w:top="1440" w:left="1440" w:right="1440" w:header="0" w:footer="720"/>
+      <w:headerReference w:type="default" r:id="rId8"/>
+      <w:pgSz w:w="12240" w:h="15840"/>
+      <w:pgMar w:top="1440" w:right="1440" w:bottom="1440" w:left="1440" w:header="0" w:footer="720" w:gutter="0"/>
       <w:pgNumType w:start="1"/>
+      <w:cols w:space="720"/>
     </w:sectPr>
   </w:body>
 </w:document>
 </file>
 
+<file path=word/endnotes.xml><?xml version="1.0" encoding="utf-8"?>
+<w:endnotes xmlns:wpc="http://schemas.microsoft.com/office/word/2010/wordprocessingCanvas" xmlns:cx="http://schemas.microsoft.com/office/drawing/2014/chartex" xmlns:cx1="http://schemas.microsoft.com/office/drawing/2015/9/8/chartex" xmlns:cx2="http://schemas.microsoft.com/office/drawing/2015/10/21/chartex" xmlns:cx3="http://schemas.microsoft.com/office/drawing/2016/5/9/chartex" xmlns:cx4="http://schemas.microsoft.com/office/drawing/2016/5/10/chartex" xmlns:cx5="http://schemas.microsoft.com/office/drawing/2016/5/11/chartex" xmlns:cx6="http://schemas.microsoft.com/office/drawing/2016/5/12/chartex" xmlns:cx7="http://schemas.microsoft.com/office/drawing/2016/5/13/chartex" xmlns:cx8="http://schemas.microsoft.com/office/drawing/2016/5/14/chartex" xmlns:mc="http://schemas.openxmlformats.org/markup-compatibility/2006" xmlns:aink="http://schemas.microsoft.com/office/drawing/2016/ink" xmlns:am3d="http://schemas.microsoft.com/office/drawing/2017/model3d" xmlns:o="urn:schemas-microsoft-com:office:office" xmlns:oel="http://schemas.microsoft.com/office/2019/extlst" xmlns:r="http://schemas.openxmlformats.org/officeDocument/2006/relationships" xmlns:m="http://schemas.openxmlformats.org/officeDocument/2006/math" xmlns:v="urn:schemas-microsoft-com:vml" xmlns:wp14="http://schemas.microsoft.com/office/word/2010/wordprocessingDrawing" xmlns:wp="http://schemas.openxmlformats.org/drawingml/2006/wordprocessingDrawing" xmlns:w10="urn:schemas-microsoft-com:office:word" xmlns:w="http://schemas.openxmlformats.org/wordprocessingml/2006/main" xmlns:w14="http://schemas.microsoft.com/office/word/2010/wordml" xmlns:w15="http://schemas.microsoft.com/office/word/2012/wordml" xmlns:w16cex="http://schemas.microsoft.com/office/word/2018/wordml/cex" xmlns:w16cid="http://schemas.microsoft.com/office/word/2016/wordml/cid" xmlns:w16="http://schemas.microsoft.com/office/word/2018/wordml" xmlns:w16du="http://schemas.microsoft.com/office/word/2023/wordml/word16du" xmlns:w16sdtdh="http://schemas.microsoft.com/office/word/2020/wordml/sdtdatahash" xmlns:w16sdtfl="http://schemas.microsoft.com/office/word/2024/wordml/sdtformatlock" xmlns:w16se="http://schemas.microsoft.com/office/word/2015/wordml/symex" xmlns:wpg="http://schemas.microsoft.com/office/word/2010/wordprocessingGroup" xmlns:wpi="http://schemas.microsoft.com/office/word/2010/wordprocessingInk" xmlns:wne="http://schemas.microsoft.com/office/word/2006/wordml" xmlns:wps="http://schemas.microsoft.com/office/word/2010/wordprocessingShape" mc:Ignorable="w14 w15 w16se w16cid w16 w16cex w16sdtdh w16sdtfl w16du wp14">
+  <w:endnote w:type="separator" w:id="-1">
+    <w:p>
+      <w:r>
+        <w:separator/>
+      </w:r>
+    </w:p>
+  </w:endnote>
+  <w:endnote w:type="continuationSeparator" w:id="0">
+    <w:p>
+      <w:r>
+        <w:continuationSeparator/>
+      </w:r>
+    </w:p>
+  </w:endnote>
+</w:endnotes>
+</file>
+
+<file path=word/footnotes.xml><?xml version="1.0" encoding="utf-8"?>
+<w:footnotes xmlns:wpc="http://schemas.microsoft.com/office/word/2010/wordprocessingCanvas" xmlns:cx="http://schemas.microsoft.com/office/drawing/2014/chartex" xmlns:cx1="http://schemas.microsoft.com/office/drawing/2015/9/8/chartex" xmlns:cx2="http://schemas.microsoft.com/office/drawing/2015/10/21/chartex" xmlns:cx3="http://schemas.microsoft.com/office/drawing/2016/5/9/chartex" xmlns:cx4="http://schemas.microsoft.com/office/drawing/2016/5/10/chartex" xmlns:cx5="http://schemas.microsoft.com/office/drawing/2016/5/11/chartex" xmlns:cx6="http://schemas.microsoft.com/office/drawing/2016/5/12/chartex" xmlns:cx7="http://schemas.microsoft.com/office/drawing/2016/5/13/chartex" xmlns:cx8="http://schemas.microsoft.com/office/drawing/2016/5/14/chartex" xmlns:mc="http://schemas.openxmlformats.org/markup-compatibility/2006" xmlns:aink="http://schemas.microsoft.com/office/drawing/2016/ink" xmlns:am3d="http://schemas.microsoft.com/office/drawing/2017/model3d" xmlns:o="urn:schemas-microsoft-com:office:office" xmlns:oel="http://schemas.microsoft.com/office/2019/extlst" xmlns:r="http://schemas.openxmlformats.org/officeDocument/2006/relationships" xmlns:m="http://schemas.openxmlformats.org/officeDocument/2006/math" xmlns:v="urn:schemas-microsoft-com:vml" xmlns:wp14="http://schemas.microsoft.com/office/word/2010/wordprocessingDrawing" xmlns:wp="http://schemas.openxmlformats.org/drawingml/2006/wordprocessingDrawing" xmlns:w10="urn:schemas-microsoft-com:office:word" xmlns:w="http://schemas.openxmlformats.org/wordprocessingml/2006/main" xmlns:w14="http://schemas.microsoft.com/office/word/2010/wordml" xmlns:w15="http://schemas.microsoft.com/office/word/2012/wordml" xmlns:w16cex="http://schemas.microsoft.com/office/word/2018/wordml/cex" xmlns:w16cid="http://schemas.microsoft.com/office/word/2016/wordml/cid" xmlns:w16="http://schemas.microsoft.com/office/word/2018/wordml" xmlns:w16du="http://schemas.microsoft.com/office/word/2023/wordml/word16du" xmlns:w16sdtdh="http://schemas.microsoft.com/office/word/2020/wordml/sdtdatahash" xmlns:w16sdtfl="http://schemas.microsoft.com/office/word/2024/wordml/sdtformatlock" xmlns:w16se="http://schemas.microsoft.com/office/word/2015/wordml/symex" xmlns:wpg="http://schemas.microsoft.com/office/word/2010/wordprocessingGroup" xmlns:wpi="http://schemas.microsoft.com/office/word/2010/wordprocessingInk" xmlns:wne="http://schemas.microsoft.com/office/word/2006/wordml" xmlns:wps="http://schemas.microsoft.com/office/word/2010/wordprocessingShape" mc:Ignorable="w14 w15 w16se w16cid w16 w16cex w16sdtdh w16sdtfl w16du wp14">
+  <w:footnote w:type="separator" w:id="-1">
+    <w:p>
+      <w:r>
+        <w:separator/>
+      </w:r>
+    </w:p>
+  </w:footnote>
+  <w:footnote w:type="continuationSeparator" w:id="0">
+    <w:p>
+      <w:r>
+        <w:continuationSeparator/>
+      </w:r>
+    </w:p>
+  </w:footnote>
+</w:footnotes>
+</file>
+
 <file path=word/header1.xml><?xml version="1.0" encoding="utf-8"?>
-<w:hdr xmlns:mc="http://schemas.openxmlformats.org/markup-compatibility/2006" xmlns:o="urn:schemas-microsoft-com:office:office" xmlns:r="http://schemas.openxmlformats.org/officeDocument/2006/relationships" xmlns:m="http://schemas.openxmlformats.org/officeDocument/2006/math" xmlns:v="urn:schemas-microsoft-com:vml" xmlns:wp="http://schemas.openxmlformats.org/drawingml/2006/wordprocessingDrawing" xmlns:w10="urn:schemas-microsoft-com:office:word" xmlns:w="http://schemas.openxmlformats.org/wordprocessingml/2006/main" xmlns:wne="http://schemas.microsoft.com/office/word/2006/wordml" xmlns:sl="http://schemas.openxmlformats.org/schemaLibrary/2006/main" xmlns:a="http://schemas.openxmlformats.org/drawingml/2006/main" xmlns:pic="http://schemas.openxmlformats.org/drawingml/2006/picture" xmlns:c="http://schemas.openxmlformats.org/drawingml/2006/chart" xmlns:lc="http://schemas.openxmlformats.org/drawingml/2006/lockedCanvas" xmlns:dgm="http://schemas.openxmlformats.org/drawingml/2006/diagram" xmlns:wps="http://schemas.microsoft.com/office/word/2010/wordprocessingShape" xmlns:wpg="http://schemas.microsoft.com/office/word/2010/wordprocessingGroup" xmlns:w14="http://schemas.microsoft.com/office/word/2010/wordml" xmlns:w15="http://schemas.microsoft.com/office/word/2012/wordml" xmlns:w16="http://schemas.microsoft.com/office/word/2018/wordml" xmlns:w16cex="http://schemas.microsoft.com/office/word/2018/wordml/cex" xmlns:w16cid="http://schemas.microsoft.com/office/word/2016/wordml/cid" xmlns="http://schemas.microsoft.com/office/tasks/2019/documenttasks" xmlns:cr="http://schemas.microsoft.com/office/comments/2020/reactions">
+<w:hdr xmlns:wpc="http://schemas.microsoft.com/office/word/2010/wordprocessingCanvas" xmlns:cx="http://schemas.microsoft.com/office/drawing/2014/chartex" xmlns:cx1="http://schemas.microsoft.com/office/drawing/2015/9/8/chartex" xmlns:cx2="http://schemas.microsoft.com/office/drawing/2015/10/21/chartex" xmlns:cx3="http://schemas.microsoft.com/office/drawing/2016/5/9/chartex" xmlns:cx4="http://schemas.microsoft.com/office/drawing/2016/5/10/chartex" xmlns:cx5="http://schemas.microsoft.com/office/drawing/2016/5/11/chartex" xmlns:cx6="http://schemas.microsoft.com/office/drawing/2016/5/12/chartex" xmlns:cx7="http://schemas.microsoft.com/office/drawing/2016/5/13/chartex" xmlns:cx8="http://schemas.microsoft.com/office/drawing/2016/5/14/chartex" xmlns:mc="http://schemas.openxmlformats.org/markup-compatibility/2006" xmlns:aink="http://schemas.microsoft.com/office/drawing/2016/ink" xmlns:am3d="http://schemas.microsoft.com/office/drawing/2017/model3d" xmlns:o="urn:schemas-microsoft-com:office:office" xmlns:oel="http://schemas.microsoft.com/office/2019/extlst" xmlns:r="http://schemas.openxmlformats.org/officeDocument/2006/relationships" xmlns:m="http://schemas.openxmlformats.org/officeDocument/2006/math" xmlns:v="urn:schemas-microsoft-com:vml" xmlns:wp14="http://schemas.microsoft.com/office/word/2010/wordprocessingDrawing" xmlns:wp="http://schemas.openxmlformats.org/drawingml/2006/wordprocessingDrawing" xmlns:w10="urn:schemas-microsoft-com:office:word" xmlns:w="http://schemas.openxmlformats.org/wordprocessingml/2006/main" xmlns:w14="http://schemas.microsoft.com/office/word/2010/wordml" xmlns:w15="http://schemas.microsoft.com/office/word/2012/wordml" xmlns:w16cex="http://schemas.microsoft.com/office/word/2018/wordml/cex" xmlns:w16cid="http://schemas.microsoft.com/office/word/2016/wordml/cid" xmlns:w16="http://schemas.microsoft.com/office/word/2018/wordml" xmlns:w16du="http://schemas.microsoft.com/office/word/2023/wordml/word16du" xmlns:w16sdtdh="http://schemas.microsoft.com/office/word/2020/wordml/sdtdatahash" xmlns:w16sdtfl="http://schemas.microsoft.com/office/word/2024/wordml/sdtformatlock" xmlns:w16se="http://schemas.microsoft.com/office/word/2015/wordml/symex" xmlns:wpg="http://schemas.microsoft.com/office/word/2010/wordprocessingGroup" xmlns:wpi="http://schemas.microsoft.com/office/word/2010/wordprocessingInk" xmlns:wne="http://schemas.microsoft.com/office/word/2006/wordml" xmlns:wps="http://schemas.microsoft.com/office/word/2010/wordprocessingShape" mc:Ignorable="w14 w15 w16se w16cid w16 w16cex w16sdtdh w16sdtfl w16du wp14">
   <w:p>
     <w:pPr>
       <w:pBdr>
-        <w:top w:space="0" w:sz="0" w:val="nil"/>
-        <w:left w:space="0" w:sz="0" w:val="nil"/>
-        <w:bottom w:space="0" w:sz="0" w:val="nil"/>
-        <w:right w:space="0" w:sz="0" w:val="nil"/>
-        <w:between w:space="0" w:sz="0" w:val="nil"/>
+        <w:top w:val="nil"/>
+        <w:left w:val="nil"/>
+        <w:bottom w:val="nil"/>
+        <w:right w:val="nil"/>
+        <w:between w:val="nil"/>
       </w:pBdr>
-      <w:rPr/>
     </w:pPr>
-    <w:r>
-      <w:rPr>
-        <w:rtl w:val="0"/>
-      </w:rPr>
-    </w:r>
   </w:p>
   <w:p>
     <w:pPr>
       <w:pBdr>
-        <w:top w:space="0" w:sz="0" w:val="nil"/>
-        <w:left w:space="0" w:sz="0" w:val="nil"/>
-        <w:bottom w:space="0" w:sz="0" w:val="nil"/>
-        <w:right w:space="0" w:sz="0" w:val="nil"/>
-        <w:between w:space="0" w:sz="0" w:val="nil"/>
+        <w:top w:val="nil"/>
+        <w:left w:val="nil"/>
+        <w:bottom w:val="nil"/>
+        <w:right w:val="nil"/>
+        <w:between w:val="nil"/>
       </w:pBdr>
       <w:rPr>
-        <w:b w:val="1"/>
-        <w:bCs w:val="1"/>
+        <w:b/>
+        <w:bCs/>
         <w:highlight w:val="yellow"/>
       </w:rPr>
     </w:pPr>
     <w:r>
-      <w:rPr>
-        <w:rtl w:val="0"/>
-      </w:rPr>
-      <w:tab/>
       <w:tab/>
     </w:r>
     <w:r>
-      <w:rPr>
-        <w:rtl w:val="0"/>
-      </w:rPr>
+      <w:tab/>
     </w:r>
   </w:p>
 </w:hdr>
 </file>
 
 <file path=word/numbering.xml><?xml version="1.0" encoding="utf-8"?>
-<w:numbering xmlns:mc="http://schemas.openxmlformats.org/markup-compatibility/2006" xmlns:o="urn:schemas-microsoft-com:office:office" xmlns:r="http://schemas.openxmlformats.org/officeDocument/2006/relationships" xmlns:m="http://schemas.openxmlformats.org/officeDocument/2006/math" xmlns:v="urn:schemas-microsoft-com:vml" xmlns:wp="http://schemas.openxmlformats.org/drawingml/2006/wordprocessingDrawing" xmlns:w10="urn:schemas-microsoft-com:office:word" xmlns:w="http://schemas.openxmlformats.org/wordprocessingml/2006/main" xmlns:wne="http://schemas.microsoft.com/office/word/2006/wordml" xmlns:sl="http://schemas.openxmlformats.org/schemaLibrary/2006/main" xmlns:a="http://schemas.openxmlformats.org/drawingml/2006/main" xmlns:pic="http://schemas.openxmlformats.org/drawingml/2006/picture" xmlns:c="http://schemas.openxmlformats.org/drawingml/2006/chart" xmlns:lc="http://schemas.openxmlformats.org/drawingml/2006/lockedCanvas" xmlns:dgm="http://schemas.openxmlformats.org/drawingml/2006/diagram" xmlns:wps="http://schemas.microsoft.com/office/word/2010/wordprocessingShape" xmlns:wpg="http://schemas.microsoft.com/office/word/2010/wordprocessingGroup" xmlns:w14="http://schemas.microsoft.com/office/word/2010/wordml" xmlns:w15="http://schemas.microsoft.com/office/word/2012/wordml" xmlns:w16="http://schemas.microsoft.com/office/word/2018/wordml" xmlns:w16cex="http://schemas.microsoft.com/office/word/2018/wordml/cex" xmlns:w16cid="http://schemas.microsoft.com/office/word/2016/wordml/cid" xmlns="http://schemas.microsoft.com/office/tasks/2019/documenttasks" xmlns:cr="http://schemas.microsoft.com/office/comments/2020/reactions">
-  <w:abstractNum w:abstractNumId="1">
-    <w:lvl w:ilvl="0">
-      <w:start w:val="1"/>
-      <w:numFmt w:val="bullet"/>
-      <w:lvlText w:val="●"/>
-      <w:lvlJc w:val="left"/>
-      <w:pPr>
-        <w:ind w:left="720" w:hanging="360"/>
-      </w:pPr>
-      <w:rPr>
-        <w:u w:val="none"/>
-      </w:rPr>
-    </w:lvl>
-    <w:lvl w:ilvl="1">
-      <w:start w:val="1"/>
-      <w:numFmt w:val="bullet"/>
-      <w:lvlText w:val="○"/>
-      <w:lvlJc w:val="left"/>
-      <w:pPr>
-        <w:ind w:left="1440" w:hanging="360"/>
-      </w:pPr>
-      <w:rPr>
-        <w:u w:val="none"/>
-      </w:rPr>
-    </w:lvl>
-    <w:lvl w:ilvl="2">
-      <w:start w:val="1"/>
-      <w:numFmt w:val="bullet"/>
-      <w:lvlText w:val="■"/>
-      <w:lvlJc w:val="left"/>
-      <w:pPr>
-        <w:ind w:left="2160" w:hanging="360"/>
-      </w:pPr>
-      <w:rPr>
-        <w:u w:val="none"/>
-      </w:rPr>
-    </w:lvl>
-    <w:lvl w:ilvl="3">
-      <w:start w:val="1"/>
-      <w:numFmt w:val="bullet"/>
-      <w:lvlText w:val="●"/>
-      <w:lvlJc w:val="left"/>
-      <w:pPr>
-        <w:ind w:left="2880" w:hanging="360"/>
-      </w:pPr>
-      <w:rPr>
-        <w:u w:val="none"/>
-      </w:rPr>
-    </w:lvl>
-    <w:lvl w:ilvl="4">
-      <w:start w:val="1"/>
-      <w:numFmt w:val="bullet"/>
-      <w:lvlText w:val="○"/>
-      <w:lvlJc w:val="left"/>
-      <w:pPr>
-        <w:ind w:left="3600" w:hanging="360"/>
-      </w:pPr>
-      <w:rPr>
-        <w:u w:val="none"/>
-      </w:rPr>
-    </w:lvl>
-    <w:lvl w:ilvl="5">
-      <w:start w:val="1"/>
-      <w:numFmt w:val="bullet"/>
-      <w:lvlText w:val="■"/>
-      <w:lvlJc w:val="left"/>
-      <w:pPr>
-        <w:ind w:left="4320" w:hanging="360"/>
-      </w:pPr>
-      <w:rPr>
-        <w:u w:val="none"/>
-      </w:rPr>
-    </w:lvl>
-    <w:lvl w:ilvl="6">
-      <w:start w:val="1"/>
-      <w:numFmt w:val="bullet"/>
-      <w:lvlText w:val="●"/>
-      <w:lvlJc w:val="left"/>
-      <w:pPr>
-        <w:ind w:left="5040" w:hanging="360"/>
-      </w:pPr>
-      <w:rPr>
-        <w:u w:val="none"/>
-      </w:rPr>
-    </w:lvl>
-    <w:lvl w:ilvl="7">
-      <w:start w:val="1"/>
-      <w:numFmt w:val="bullet"/>
-      <w:lvlText w:val="○"/>
-      <w:lvlJc w:val="left"/>
-      <w:pPr>
-        <w:ind w:left="5760" w:hanging="360"/>
-      </w:pPr>
-      <w:rPr>
-        <w:u w:val="none"/>
-      </w:rPr>
-    </w:lvl>
-    <w:lvl w:ilvl="8">
-      <w:start w:val="1"/>
-      <w:numFmt w:val="bullet"/>
-      <w:lvlText w:val="■"/>
-      <w:lvlJc w:val="left"/>
-      <w:pPr>
-        <w:ind w:left="6480" w:hanging="360"/>
-      </w:pPr>
-      <w:rPr>
-        <w:u w:val="none"/>
-      </w:rPr>
-    </w:lvl>
-  </w:abstractNum>
-  <w:abstractNum w:abstractNumId="2">
+<w:numbering xmlns:wpc="http://schemas.microsoft.com/office/word/2010/wordprocessingCanvas" xmlns:cx="http://schemas.microsoft.com/office/drawing/2014/chartex" xmlns:cx1="http://schemas.microsoft.com/office/drawing/2015/9/8/chartex" xmlns:cx2="http://schemas.microsoft.com/office/drawing/2015/10/21/chartex" xmlns:cx3="http://schemas.microsoft.com/office/drawing/2016/5/9/chartex" xmlns:cx4="http://schemas.microsoft.com/office/drawing/2016/5/10/chartex" xmlns:cx5="http://schemas.microsoft.com/office/drawing/2016/5/11/chartex" xmlns:cx6="http://schemas.microsoft.com/office/drawing/2016/5/12/chartex" xmlns:cx7="http://schemas.microsoft.com/office/drawing/2016/5/13/chartex" xmlns:cx8="http://schemas.microsoft.com/office/drawing/2016/5/14/chartex" xmlns:mc="http://schemas.openxmlformats.org/markup-compatibility/2006" xmlns:aink="http://schemas.microsoft.com/office/drawing/2016/ink" xmlns:am3d="http://schemas.microsoft.com/office/drawing/2017/model3d" xmlns:o="urn:schemas-microsoft-com:office:office" xmlns:oel="http://schemas.microsoft.com/office/2019/extlst" xmlns:r="http://schemas.openxmlformats.org/officeDocument/2006/relationships" xmlns:m="http://schemas.openxmlformats.org/officeDocument/2006/math" xmlns:v="urn:schemas-microsoft-com:vml" xmlns:wp14="http://schemas.microsoft.com/office/word/2010/wordprocessingDrawing" xmlns:wp="http://schemas.openxmlformats.org/drawingml/2006/wordprocessingDrawing" xmlns:w10="urn:schemas-microsoft-com:office:word" xmlns:w="http://schemas.openxmlformats.org/wordprocessingml/2006/main" xmlns:w14="http://schemas.microsoft.com/office/word/2010/wordml" xmlns:w15="http://schemas.microsoft.com/office/word/2012/wordml" xmlns:w16cex="http://schemas.microsoft.com/office/word/2018/wordml/cex" xmlns:w16cid="http://schemas.microsoft.com/office/word/2016/wordml/cid" xmlns:w16="http://schemas.microsoft.com/office/word/2018/wordml" xmlns:w16du="http://schemas.microsoft.com/office/word/2023/wordml/word16du" xmlns:w16sdtdh="http://schemas.microsoft.com/office/word/2020/wordml/sdtdatahash" xmlns:w16sdtfl="http://schemas.microsoft.com/office/word/2024/wordml/sdtformatlock" xmlns:w16se="http://schemas.microsoft.com/office/word/2015/wordml/symex" xmlns:wpg="http://schemas.microsoft.com/office/word/2010/wordprocessingGroup" xmlns:wpi="http://schemas.microsoft.com/office/word/2010/wordprocessingInk" xmlns:wne="http://schemas.microsoft.com/office/word/2006/wordml" xmlns:wps="http://schemas.microsoft.com/office/word/2010/wordprocessingShape" mc:Ignorable="w14 w15 w16se w16cid w16 w16cex w16sdtdh w16sdtfl w16du wp14">
+  <w:abstractNum w:abstractNumId="0" w15:restartNumberingAfterBreak="0">
+    <w:nsid w:val="16584FC3"/>
+    <w:multiLevelType w:val="multilevel"/>
+    <w:tmpl w:val="48C2A7AC"/>
     <w:lvl w:ilvl="0">
       <w:start w:val="1"/>
       <w:numFmt w:val="decimal"/>
@@ -940,7 +704,7 @@
         <w:ind w:left="720" w:hanging="360"/>
       </w:pPr>
       <w:rPr>
-        <w:rFonts w:ascii="Arial" w:cs="Arial" w:eastAsia="Arial" w:hAnsi="Arial"/>
+        <w:rFonts w:ascii="Arial" w:eastAsia="Arial" w:hAnsi="Arial" w:cs="Arial"/>
         <w:b w:val="0"/>
         <w:bCs w:val="0"/>
         <w:i w:val="0"/>
@@ -951,7 +715,7 @@
         <w:sz w:val="22"/>
         <w:szCs w:val="22"/>
         <w:u w:val="none"/>
-        <w:shd w:fill="auto" w:val="clear"/>
+        <w:shd w:val="clear" w:color="auto" w:fill="auto"/>
         <w:vertAlign w:val="baseline"/>
       </w:rPr>
     </w:lvl>
@@ -964,7 +728,7 @@
         <w:ind w:left="1440" w:hanging="360"/>
       </w:pPr>
       <w:rPr>
-        <w:rFonts w:ascii="Arial" w:cs="Arial" w:eastAsia="Arial" w:hAnsi="Arial"/>
+        <w:rFonts w:ascii="Arial" w:eastAsia="Arial" w:hAnsi="Arial" w:cs="Arial"/>
         <w:b w:val="0"/>
         <w:bCs w:val="0"/>
         <w:i w:val="0"/>
@@ -975,7 +739,7 @@
         <w:sz w:val="22"/>
         <w:szCs w:val="22"/>
         <w:u w:val="none"/>
-        <w:shd w:fill="auto" w:val="clear"/>
+        <w:shd w:val="clear" w:color="auto" w:fill="auto"/>
         <w:vertAlign w:val="baseline"/>
       </w:rPr>
     </w:lvl>
@@ -988,7 +752,7 @@
         <w:ind w:left="2160" w:hanging="360"/>
       </w:pPr>
       <w:rPr>
-        <w:rFonts w:ascii="Arial" w:cs="Arial" w:eastAsia="Arial" w:hAnsi="Arial"/>
+        <w:rFonts w:ascii="Arial" w:eastAsia="Arial" w:hAnsi="Arial" w:cs="Arial"/>
         <w:b w:val="0"/>
         <w:bCs w:val="0"/>
         <w:i w:val="0"/>
@@ -999,7 +763,7 @@
         <w:sz w:val="22"/>
         <w:szCs w:val="22"/>
         <w:u w:val="none"/>
-        <w:shd w:fill="auto" w:val="clear"/>
+        <w:shd w:val="clear" w:color="auto" w:fill="auto"/>
         <w:vertAlign w:val="baseline"/>
       </w:rPr>
     </w:lvl>
@@ -1012,7 +776,7 @@
         <w:ind w:left="2880" w:hanging="360"/>
       </w:pPr>
       <w:rPr>
-        <w:rFonts w:ascii="Arial" w:cs="Arial" w:eastAsia="Arial" w:hAnsi="Arial"/>
+        <w:rFonts w:ascii="Arial" w:eastAsia="Arial" w:hAnsi="Arial" w:cs="Arial"/>
         <w:b w:val="0"/>
         <w:bCs w:val="0"/>
         <w:i w:val="0"/>
@@ -1023,7 +787,7 @@
         <w:sz w:val="22"/>
         <w:szCs w:val="22"/>
         <w:u w:val="none"/>
-        <w:shd w:fill="auto" w:val="clear"/>
+        <w:shd w:val="clear" w:color="auto" w:fill="auto"/>
         <w:vertAlign w:val="baseline"/>
       </w:rPr>
     </w:lvl>
@@ -1036,7 +800,7 @@
         <w:ind w:left="3600" w:hanging="360"/>
       </w:pPr>
       <w:rPr>
-        <w:rFonts w:ascii="Arial" w:cs="Arial" w:eastAsia="Arial" w:hAnsi="Arial"/>
+        <w:rFonts w:ascii="Arial" w:eastAsia="Arial" w:hAnsi="Arial" w:cs="Arial"/>
         <w:b w:val="0"/>
         <w:bCs w:val="0"/>
         <w:i w:val="0"/>
@@ -1047,7 +811,7 @@
         <w:sz w:val="22"/>
         <w:szCs w:val="22"/>
         <w:u w:val="none"/>
-        <w:shd w:fill="auto" w:val="clear"/>
+        <w:shd w:val="clear" w:color="auto" w:fill="auto"/>
         <w:vertAlign w:val="baseline"/>
       </w:rPr>
     </w:lvl>
@@ -1060,7 +824,7 @@
         <w:ind w:left="4320" w:hanging="360"/>
       </w:pPr>
       <w:rPr>
-        <w:rFonts w:ascii="Arial" w:cs="Arial" w:eastAsia="Arial" w:hAnsi="Arial"/>
+        <w:rFonts w:ascii="Arial" w:eastAsia="Arial" w:hAnsi="Arial" w:cs="Arial"/>
         <w:b w:val="0"/>
         <w:bCs w:val="0"/>
         <w:i w:val="0"/>
@@ -1071,7 +835,7 @@
         <w:sz w:val="22"/>
         <w:szCs w:val="22"/>
         <w:u w:val="none"/>
-        <w:shd w:fill="auto" w:val="clear"/>
+        <w:shd w:val="clear" w:color="auto" w:fill="auto"/>
         <w:vertAlign w:val="baseline"/>
       </w:rPr>
     </w:lvl>
@@ -1084,7 +848,7 @@
         <w:ind w:left="5040" w:hanging="360"/>
       </w:pPr>
       <w:rPr>
-        <w:rFonts w:ascii="Arial" w:cs="Arial" w:eastAsia="Arial" w:hAnsi="Arial"/>
+        <w:rFonts w:ascii="Arial" w:eastAsia="Arial" w:hAnsi="Arial" w:cs="Arial"/>
         <w:b w:val="0"/>
         <w:bCs w:val="0"/>
         <w:i w:val="0"/>
@@ -1095,7 +859,7 @@
         <w:sz w:val="22"/>
         <w:szCs w:val="22"/>
         <w:u w:val="none"/>
-        <w:shd w:fill="auto" w:val="clear"/>
+        <w:shd w:val="clear" w:color="auto" w:fill="auto"/>
         <w:vertAlign w:val="baseline"/>
       </w:rPr>
     </w:lvl>
@@ -1108,7 +872,7 @@
         <w:ind w:left="5760" w:hanging="360"/>
       </w:pPr>
       <w:rPr>
-        <w:rFonts w:ascii="Arial" w:cs="Arial" w:eastAsia="Arial" w:hAnsi="Arial"/>
+        <w:rFonts w:ascii="Arial" w:eastAsia="Arial" w:hAnsi="Arial" w:cs="Arial"/>
         <w:b w:val="0"/>
         <w:bCs w:val="0"/>
         <w:i w:val="0"/>
@@ -1119,7 +883,7 @@
         <w:sz w:val="22"/>
         <w:szCs w:val="22"/>
         <w:u w:val="none"/>
-        <w:shd w:fill="auto" w:val="clear"/>
+        <w:shd w:val="clear" w:color="auto" w:fill="auto"/>
         <w:vertAlign w:val="baseline"/>
       </w:rPr>
     </w:lvl>
@@ -1132,7 +896,7 @@
         <w:ind w:left="6480" w:hanging="360"/>
       </w:pPr>
       <w:rPr>
-        <w:rFonts w:ascii="Arial" w:cs="Arial" w:eastAsia="Arial" w:hAnsi="Arial"/>
+        <w:rFonts w:ascii="Arial" w:eastAsia="Arial" w:hAnsi="Arial" w:cs="Arial"/>
         <w:b w:val="0"/>
         <w:bCs w:val="0"/>
         <w:i w:val="0"/>
@@ -1143,29 +907,142 @@
         <w:sz w:val="22"/>
         <w:szCs w:val="22"/>
         <w:u w:val="none"/>
-        <w:shd w:fill="auto" w:val="clear"/>
+        <w:shd w:val="clear" w:color="auto" w:fill="auto"/>
         <w:vertAlign w:val="baseline"/>
       </w:rPr>
     </w:lvl>
   </w:abstractNum>
-  <w:num w:numId="1">
+  <w:abstractNum w:abstractNumId="1" w15:restartNumberingAfterBreak="0">
+    <w:nsid w:val="311F3157"/>
+    <w:multiLevelType w:val="multilevel"/>
+    <w:tmpl w:val="06A08B62"/>
+    <w:lvl w:ilvl="0">
+      <w:start w:val="1"/>
+      <w:numFmt w:val="bullet"/>
+      <w:lvlText w:val="●"/>
+      <w:lvlJc w:val="left"/>
+      <w:pPr>
+        <w:ind w:left="720" w:hanging="360"/>
+      </w:pPr>
+      <w:rPr>
+        <w:u w:val="none"/>
+      </w:rPr>
+    </w:lvl>
+    <w:lvl w:ilvl="1">
+      <w:start w:val="1"/>
+      <w:numFmt w:val="bullet"/>
+      <w:lvlText w:val="○"/>
+      <w:lvlJc w:val="left"/>
+      <w:pPr>
+        <w:ind w:left="1440" w:hanging="360"/>
+      </w:pPr>
+      <w:rPr>
+        <w:u w:val="none"/>
+      </w:rPr>
+    </w:lvl>
+    <w:lvl w:ilvl="2">
+      <w:start w:val="1"/>
+      <w:numFmt w:val="bullet"/>
+      <w:lvlText w:val="■"/>
+      <w:lvlJc w:val="left"/>
+      <w:pPr>
+        <w:ind w:left="2160" w:hanging="360"/>
+      </w:pPr>
+      <w:rPr>
+        <w:u w:val="none"/>
+      </w:rPr>
+    </w:lvl>
+    <w:lvl w:ilvl="3">
+      <w:start w:val="1"/>
+      <w:numFmt w:val="bullet"/>
+      <w:lvlText w:val="●"/>
+      <w:lvlJc w:val="left"/>
+      <w:pPr>
+        <w:ind w:left="2880" w:hanging="360"/>
+      </w:pPr>
+      <w:rPr>
+        <w:u w:val="none"/>
+      </w:rPr>
+    </w:lvl>
+    <w:lvl w:ilvl="4">
+      <w:start w:val="1"/>
+      <w:numFmt w:val="bullet"/>
+      <w:lvlText w:val="○"/>
+      <w:lvlJc w:val="left"/>
+      <w:pPr>
+        <w:ind w:left="3600" w:hanging="360"/>
+      </w:pPr>
+      <w:rPr>
+        <w:u w:val="none"/>
+      </w:rPr>
+    </w:lvl>
+    <w:lvl w:ilvl="5">
+      <w:start w:val="1"/>
+      <w:numFmt w:val="bullet"/>
+      <w:lvlText w:val="■"/>
+      <w:lvlJc w:val="left"/>
+      <w:pPr>
+        <w:ind w:left="4320" w:hanging="360"/>
+      </w:pPr>
+      <w:rPr>
+        <w:u w:val="none"/>
+      </w:rPr>
+    </w:lvl>
+    <w:lvl w:ilvl="6">
+      <w:start w:val="1"/>
+      <w:numFmt w:val="bullet"/>
+      <w:lvlText w:val="●"/>
+      <w:lvlJc w:val="left"/>
+      <w:pPr>
+        <w:ind w:left="5040" w:hanging="360"/>
+      </w:pPr>
+      <w:rPr>
+        <w:u w:val="none"/>
+      </w:rPr>
+    </w:lvl>
+    <w:lvl w:ilvl="7">
+      <w:start w:val="1"/>
+      <w:numFmt w:val="bullet"/>
+      <w:lvlText w:val="○"/>
+      <w:lvlJc w:val="left"/>
+      <w:pPr>
+        <w:ind w:left="5760" w:hanging="360"/>
+      </w:pPr>
+      <w:rPr>
+        <w:u w:val="none"/>
+      </w:rPr>
+    </w:lvl>
+    <w:lvl w:ilvl="8">
+      <w:start w:val="1"/>
+      <w:numFmt w:val="bullet"/>
+      <w:lvlText w:val="■"/>
+      <w:lvlJc w:val="left"/>
+      <w:pPr>
+        <w:ind w:left="6480" w:hanging="360"/>
+      </w:pPr>
+      <w:rPr>
+        <w:u w:val="none"/>
+      </w:rPr>
+    </w:lvl>
+  </w:abstractNum>
+  <w:num w:numId="1" w16cid:durableId="497966796">
     <w:abstractNumId w:val="1"/>
   </w:num>
-  <w:num w:numId="2">
-    <w:abstractNumId w:val="2"/>
+  <w:num w:numId="2" w16cid:durableId="423841980">
+    <w:abstractNumId w:val="0"/>
   </w:num>
 </w:numbering>
 </file>
 
 <file path=word/styles.xml><?xml version="1.0" encoding="utf-8"?>
-<w:styles xmlns:mc="http://schemas.openxmlformats.org/markup-compatibility/2006" xmlns:o="urn:schemas-microsoft-com:office:office" xmlns:r="http://schemas.openxmlformats.org/officeDocument/2006/relationships" xmlns:m="http://schemas.openxmlformats.org/officeDocument/2006/math" xmlns:v="urn:schemas-microsoft-com:vml" xmlns:wp="http://schemas.openxmlformats.org/drawingml/2006/wordprocessingDrawing" xmlns:w10="urn:schemas-microsoft-com:office:word" xmlns:w="http://schemas.openxmlformats.org/wordprocessingml/2006/main" xmlns:wne="http://schemas.microsoft.com/office/word/2006/wordml" xmlns:sl="http://schemas.openxmlformats.org/schemaLibrary/2006/main" xmlns:a="http://schemas.openxmlformats.org/drawingml/2006/main" xmlns:pic="http://schemas.openxmlformats.org/drawingml/2006/picture" xmlns:c="http://schemas.openxmlformats.org/drawingml/2006/chart" xmlns:lc="http://schemas.openxmlformats.org/drawingml/2006/lockedCanvas" xmlns:dgm="http://schemas.openxmlformats.org/drawingml/2006/diagram" xmlns:wps="http://schemas.microsoft.com/office/word/2010/wordprocessingShape" xmlns:wpg="http://schemas.microsoft.com/office/word/2010/wordprocessingGroup" xmlns:w14="http://schemas.microsoft.com/office/word/2010/wordml" xmlns:w15="http://schemas.microsoft.com/office/word/2012/wordml" xmlns:w16="http://schemas.microsoft.com/office/word/2018/wordml" xmlns:w16cex="http://schemas.microsoft.com/office/word/2018/wordml/cex" xmlns:w16cid="http://schemas.microsoft.com/office/word/2016/wordml/cid" xmlns="http://schemas.microsoft.com/office/tasks/2019/documenttasks" xmlns:cr="http://schemas.microsoft.com/office/comments/2020/reactions">
+<w:styles xmlns:mc="http://schemas.openxmlformats.org/markup-compatibility/2006" xmlns:r="http://schemas.openxmlformats.org/officeDocument/2006/relationships" xmlns:w="http://schemas.openxmlformats.org/wordprocessingml/2006/main" xmlns:w14="http://schemas.microsoft.com/office/word/2010/wordml" xmlns:w15="http://schemas.microsoft.com/office/word/2012/wordml" xmlns:w16cex="http://schemas.microsoft.com/office/word/2018/wordml/cex" xmlns:w16cid="http://schemas.microsoft.com/office/word/2016/wordml/cid" xmlns:w16="http://schemas.microsoft.com/office/word/2018/wordml" xmlns:w16du="http://schemas.microsoft.com/office/word/2023/wordml/word16du" xmlns:w16sdtdh="http://schemas.microsoft.com/office/word/2020/wordml/sdtdatahash" xmlns:w16sdtfl="http://schemas.microsoft.com/office/word/2024/wordml/sdtformatlock" xmlns:w16se="http://schemas.microsoft.com/office/word/2015/wordml/symex" mc:Ignorable="w14 w15 w16se w16cid w16 w16cex w16sdtdh w16sdtfl w16du">
   <w:docDefaults>
     <w:rPrDefault>
       <w:rPr>
-        <w:rFonts w:ascii="Arial" w:cs="Arial" w:eastAsia="Arial" w:hAnsi="Arial"/>
+        <w:rFonts w:ascii="Arial" w:eastAsia="Arial" w:hAnsi="Arial" w:cs="Arial"/>
         <w:sz w:val="22"/>
         <w:szCs w:val="22"/>
-        <w:lang w:val="fr"/>
+        <w:lang w:val="fr" w:eastAsia="fr-FR" w:bidi="ar-SA"/>
       </w:rPr>
     </w:rPrDefault>
     <w:pPrDefault>
@@ -1174,170 +1051,579 @@
       </w:pPr>
     </w:pPrDefault>
   </w:docDefaults>
-  <w:style w:type="table" w:styleId="TableNormal" w:default="1">
+  <w:latentStyles w:defLockedState="0" w:defUIPriority="99" w:defSemiHidden="0" w:defUnhideWhenUsed="0" w:defQFormat="0" w:count="376">
+    <w:lsdException w:name="Normal" w:uiPriority="0" w:qFormat="1"/>
+    <w:lsdException w:name="heading 1" w:uiPriority="9" w:qFormat="1"/>
+    <w:lsdException w:name="heading 2" w:semiHidden="1" w:uiPriority="9" w:unhideWhenUsed="1" w:qFormat="1"/>
+    <w:lsdException w:name="heading 3" w:semiHidden="1" w:uiPriority="9" w:unhideWhenUsed="1" w:qFormat="1"/>
+    <w:lsdException w:name="heading 4" w:semiHidden="1" w:uiPriority="9" w:unhideWhenUsed="1" w:qFormat="1"/>
+    <w:lsdException w:name="heading 5" w:semiHidden="1" w:uiPriority="9" w:unhideWhenUsed="1" w:qFormat="1"/>
+    <w:lsdException w:name="heading 6" w:semiHidden="1" w:uiPriority="9" w:unhideWhenUsed="1" w:qFormat="1"/>
+    <w:lsdException w:name="heading 7" w:semiHidden="1" w:uiPriority="9" w:unhideWhenUsed="1" w:qFormat="1"/>
+    <w:lsdException w:name="heading 8" w:semiHidden="1" w:uiPriority="9" w:unhideWhenUsed="1" w:qFormat="1"/>
+    <w:lsdException w:name="heading 9" w:semiHidden="1" w:uiPriority="9" w:unhideWhenUsed="1" w:qFormat="1"/>
+    <w:lsdException w:name="index 1" w:semiHidden="1" w:unhideWhenUsed="1"/>
+    <w:lsdException w:name="index 2" w:semiHidden="1" w:unhideWhenUsed="1"/>
+    <w:lsdException w:name="index 3" w:semiHidden="1" w:unhideWhenUsed="1"/>
+    <w:lsdException w:name="index 4" w:semiHidden="1" w:unhideWhenUsed="1"/>
+    <w:lsdException w:name="index 5" w:semiHidden="1" w:unhideWhenUsed="1"/>
+    <w:lsdException w:name="index 6" w:semiHidden="1" w:unhideWhenUsed="1"/>
+    <w:lsdException w:name="index 7" w:semiHidden="1" w:unhideWhenUsed="1"/>
+    <w:lsdException w:name="index 8" w:semiHidden="1" w:unhideWhenUsed="1"/>
+    <w:lsdException w:name="index 9" w:semiHidden="1" w:unhideWhenUsed="1"/>
+    <w:lsdException w:name="toc 1" w:semiHidden="1" w:uiPriority="39" w:unhideWhenUsed="1"/>
+    <w:lsdException w:name="toc 2" w:semiHidden="1" w:uiPriority="39" w:unhideWhenUsed="1"/>
+    <w:lsdException w:name="toc 3" w:semiHidden="1" w:uiPriority="39" w:unhideWhenUsed="1"/>
+    <w:lsdException w:name="toc 4" w:semiHidden="1" w:uiPriority="39" w:unhideWhenUsed="1"/>
+    <w:lsdException w:name="toc 5" w:semiHidden="1" w:uiPriority="39" w:unhideWhenUsed="1"/>
+    <w:lsdException w:name="toc 6" w:semiHidden="1" w:uiPriority="39" w:unhideWhenUsed="1"/>
+    <w:lsdException w:name="toc 7" w:semiHidden="1" w:uiPriority="39" w:unhideWhenUsed="1"/>
+    <w:lsdException w:name="toc 8" w:semiHidden="1" w:uiPriority="39" w:unhideWhenUsed="1"/>
+    <w:lsdException w:name="toc 9" w:semiHidden="1" w:uiPriority="39" w:unhideWhenUsed="1"/>
+    <w:lsdException w:name="Normal Indent" w:semiHidden="1" w:unhideWhenUsed="1"/>
+    <w:lsdException w:name="footnote text" w:semiHidden="1" w:unhideWhenUsed="1"/>
+    <w:lsdException w:name="annotation text" w:semiHidden="1" w:unhideWhenUsed="1"/>
+    <w:lsdException w:name="header" w:semiHidden="1" w:unhideWhenUsed="1"/>
+    <w:lsdException w:name="footer" w:semiHidden="1" w:unhideWhenUsed="1"/>
+    <w:lsdException w:name="index heading" w:semiHidden="1" w:unhideWhenUsed="1"/>
+    <w:lsdException w:name="caption" w:semiHidden="1" w:uiPriority="35" w:unhideWhenUsed="1" w:qFormat="1"/>
+    <w:lsdException w:name="table of figures" w:semiHidden="1" w:unhideWhenUsed="1"/>
+    <w:lsdException w:name="envelope address" w:semiHidden="1" w:unhideWhenUsed="1"/>
+    <w:lsdException w:name="envelope return" w:semiHidden="1" w:unhideWhenUsed="1"/>
+    <w:lsdException w:name="footnote reference" w:semiHidden="1" w:unhideWhenUsed="1"/>
+    <w:lsdException w:name="annotation reference" w:semiHidden="1" w:unhideWhenUsed="1"/>
+    <w:lsdException w:name="line number" w:semiHidden="1" w:unhideWhenUsed="1"/>
+    <w:lsdException w:name="page number" w:semiHidden="1" w:unhideWhenUsed="1"/>
+    <w:lsdException w:name="endnote reference" w:semiHidden="1" w:unhideWhenUsed="1"/>
+    <w:lsdException w:name="endnote text" w:semiHidden="1" w:unhideWhenUsed="1"/>
+    <w:lsdException w:name="table of authorities" w:semiHidden="1" w:unhideWhenUsed="1"/>
+    <w:lsdException w:name="macro" w:semiHidden="1" w:unhideWhenUsed="1"/>
+    <w:lsdException w:name="toa heading" w:semiHidden="1" w:unhideWhenUsed="1"/>
+    <w:lsdException w:name="List" w:semiHidden="1" w:unhideWhenUsed="1"/>
+    <w:lsdException w:name="List Bullet" w:semiHidden="1" w:unhideWhenUsed="1"/>
+    <w:lsdException w:name="List Number" w:semiHidden="1" w:unhideWhenUsed="1"/>
+    <w:lsdException w:name="List 2" w:semiHidden="1" w:unhideWhenUsed="1"/>
+    <w:lsdException w:name="List 3" w:semiHidden="1" w:unhideWhenUsed="1"/>
+    <w:lsdException w:name="List 4" w:semiHidden="1" w:unhideWhenUsed="1"/>
+    <w:lsdException w:name="List 5" w:semiHidden="1" w:unhideWhenUsed="1"/>
+    <w:lsdException w:name="List Bullet 2" w:semiHidden="1" w:unhideWhenUsed="1"/>
+    <w:lsdException w:name="List Bullet 3" w:semiHidden="1" w:unhideWhenUsed="1"/>
+    <w:lsdException w:name="List Bullet 4" w:semiHidden="1" w:unhideWhenUsed="1"/>
+    <w:lsdException w:name="List Bullet 5" w:semiHidden="1" w:unhideWhenUsed="1"/>
+    <w:lsdException w:name="List Number 2" w:semiHidden="1" w:unhideWhenUsed="1"/>
+    <w:lsdException w:name="List Number 3" w:semiHidden="1" w:unhideWhenUsed="1"/>
+    <w:lsdException w:name="List Number 4" w:semiHidden="1" w:unhideWhenUsed="1"/>
+    <w:lsdException w:name="List Number 5" w:semiHidden="1" w:unhideWhenUsed="1"/>
+    <w:lsdException w:name="Title" w:uiPriority="10" w:qFormat="1"/>
+    <w:lsdException w:name="Closing" w:semiHidden="1" w:unhideWhenUsed="1"/>
+    <w:lsdException w:name="Signature" w:semiHidden="1" w:unhideWhenUsed="1"/>
+    <w:lsdException w:name="Default Paragraph Font" w:semiHidden="1" w:uiPriority="1" w:unhideWhenUsed="1"/>
+    <w:lsdException w:name="Body Text" w:semiHidden="1" w:unhideWhenUsed="1"/>
+    <w:lsdException w:name="Body Text Indent" w:semiHidden="1" w:unhideWhenUsed="1"/>
+    <w:lsdException w:name="List Continue" w:semiHidden="1" w:unhideWhenUsed="1"/>
+    <w:lsdException w:name="List Continue 2" w:semiHidden="1" w:unhideWhenUsed="1"/>
+    <w:lsdException w:name="List Continue 3" w:semiHidden="1" w:unhideWhenUsed="1"/>
+    <w:lsdException w:name="List Continue 4" w:semiHidden="1" w:unhideWhenUsed="1"/>
+    <w:lsdException w:name="List Continue 5" w:semiHidden="1" w:unhideWhenUsed="1"/>
+    <w:lsdException w:name="Message Header" w:semiHidden="1" w:unhideWhenUsed="1"/>
+    <w:lsdException w:name="Subtitle" w:uiPriority="11" w:qFormat="1"/>
+    <w:lsdException w:name="Salutation" w:semiHidden="1" w:unhideWhenUsed="1"/>
+    <w:lsdException w:name="Date" w:semiHidden="1" w:unhideWhenUsed="1"/>
+    <w:lsdException w:name="Body Text First Indent" w:semiHidden="1" w:unhideWhenUsed="1"/>
+    <w:lsdException w:name="Body Text First Indent 2" w:semiHidden="1" w:unhideWhenUsed="1"/>
+    <w:lsdException w:name="Note Heading" w:semiHidden="1" w:unhideWhenUsed="1"/>
+    <w:lsdException w:name="Body Text 2" w:semiHidden="1" w:unhideWhenUsed="1"/>
+    <w:lsdException w:name="Body Text 3" w:semiHidden="1" w:unhideWhenUsed="1"/>
+    <w:lsdException w:name="Body Text Indent 2" w:semiHidden="1" w:unhideWhenUsed="1"/>
+    <w:lsdException w:name="Body Text Indent 3" w:semiHidden="1" w:unhideWhenUsed="1"/>
+    <w:lsdException w:name="Block Text" w:semiHidden="1" w:unhideWhenUsed="1"/>
+    <w:lsdException w:name="Hyperlink" w:semiHidden="1" w:unhideWhenUsed="1"/>
+    <w:lsdException w:name="FollowedHyperlink" w:semiHidden="1" w:unhideWhenUsed="1"/>
+    <w:lsdException w:name="Strong" w:uiPriority="22" w:qFormat="1"/>
+    <w:lsdException w:name="Emphasis" w:uiPriority="20" w:qFormat="1"/>
+    <w:lsdException w:name="Document Map" w:semiHidden="1" w:unhideWhenUsed="1"/>
+    <w:lsdException w:name="Plain Text" w:semiHidden="1" w:unhideWhenUsed="1"/>
+    <w:lsdException w:name="E-mail Signature" w:semiHidden="1" w:unhideWhenUsed="1"/>
+    <w:lsdException w:name="HTML Top of Form" w:semiHidden="1" w:unhideWhenUsed="1"/>
+    <w:lsdException w:name="HTML Bottom of Form" w:semiHidden="1" w:unhideWhenUsed="1"/>
+    <w:lsdException w:name="Normal (Web)" w:semiHidden="1" w:unhideWhenUsed="1"/>
+    <w:lsdException w:name="HTML Acronym" w:semiHidden="1" w:unhideWhenUsed="1"/>
+    <w:lsdException w:name="HTML Address" w:semiHidden="1" w:unhideWhenUsed="1"/>
+    <w:lsdException w:name="HTML Cite" w:semiHidden="1" w:unhideWhenUsed="1"/>
+    <w:lsdException w:name="HTML Code" w:semiHidden="1" w:unhideWhenUsed="1"/>
+    <w:lsdException w:name="HTML Definition" w:semiHidden="1" w:unhideWhenUsed="1"/>
+    <w:lsdException w:name="HTML Keyboard" w:semiHidden="1" w:unhideWhenUsed="1"/>
+    <w:lsdException w:name="HTML Preformatted" w:semiHidden="1" w:unhideWhenUsed="1"/>
+    <w:lsdException w:name="HTML Sample" w:semiHidden="1" w:unhideWhenUsed="1"/>
+    <w:lsdException w:name="HTML Typewriter" w:semiHidden="1" w:unhideWhenUsed="1"/>
+    <w:lsdException w:name="HTML Variable" w:semiHidden="1" w:unhideWhenUsed="1"/>
+    <w:lsdException w:name="Normal Table" w:semiHidden="1" w:unhideWhenUsed="1"/>
+    <w:lsdException w:name="annotation subject" w:semiHidden="1" w:unhideWhenUsed="1"/>
+    <w:lsdException w:name="No List" w:semiHidden="1" w:unhideWhenUsed="1"/>
+    <w:lsdException w:name="Outline List 1" w:semiHidden="1" w:unhideWhenUsed="1"/>
+    <w:lsdException w:name="Outline List 2" w:semiHidden="1" w:unhideWhenUsed="1"/>
+    <w:lsdException w:name="Outline List 3" w:semiHidden="1" w:unhideWhenUsed="1"/>
+    <w:lsdException w:name="Table Simple 1" w:semiHidden="1" w:unhideWhenUsed="1"/>
+    <w:lsdException w:name="Table Simple 2" w:semiHidden="1" w:unhideWhenUsed="1"/>
+    <w:lsdException w:name="Table Simple 3" w:semiHidden="1" w:unhideWhenUsed="1"/>
+    <w:lsdException w:name="Table Classic 1" w:semiHidden="1" w:unhideWhenUsed="1"/>
+    <w:lsdException w:name="Table Classic 2" w:semiHidden="1" w:unhideWhenUsed="1"/>
+    <w:lsdException w:name="Table Classic 3" w:semiHidden="1" w:unhideWhenUsed="1"/>
+    <w:lsdException w:name="Table Classic 4" w:semiHidden="1" w:unhideWhenUsed="1"/>
+    <w:lsdException w:name="Table Colorful 1" w:semiHidden="1" w:unhideWhenUsed="1"/>
+    <w:lsdException w:name="Table Colorful 2" w:semiHidden="1" w:unhideWhenUsed="1"/>
+    <w:lsdException w:name="Table Colorful 3" w:semiHidden="1" w:unhideWhenUsed="1"/>
+    <w:lsdException w:name="Table Columns 1" w:semiHidden="1" w:unhideWhenUsed="1"/>
+    <w:lsdException w:name="Table Columns 2" w:semiHidden="1" w:unhideWhenUsed="1"/>
+    <w:lsdException w:name="Table Columns 3" w:semiHidden="1" w:unhideWhenUsed="1"/>
+    <w:lsdException w:name="Table Columns 4" w:semiHidden="1" w:unhideWhenUsed="1"/>
+    <w:lsdException w:name="Table Columns 5" w:semiHidden="1" w:unhideWhenUsed="1"/>
+    <w:lsdException w:name="Table Grid 1" w:semiHidden="1" w:unhideWhenUsed="1"/>
+    <w:lsdException w:name="Table Grid 2" w:semiHidden="1" w:unhideWhenUsed="1"/>
+    <w:lsdException w:name="Table Grid 3" w:semiHidden="1" w:unhideWhenUsed="1"/>
+    <w:lsdException w:name="Table Grid 4" w:semiHidden="1" w:unhideWhenUsed="1"/>
+    <w:lsdException w:name="Table Grid 5" w:semiHidden="1" w:unhideWhenUsed="1"/>
+    <w:lsdException w:name="Table Grid 6" w:semiHidden="1" w:unhideWhenUsed="1"/>
+    <w:lsdException w:name="Table Grid 7" w:semiHidden="1" w:unhideWhenUsed="1"/>
+    <w:lsdException w:name="Table Grid 8" w:semiHidden="1" w:unhideWhenUsed="1"/>
+    <w:lsdException w:name="Table List 1" w:semiHidden="1" w:unhideWhenUsed="1"/>
+    <w:lsdException w:name="Table List 2" w:semiHidden="1" w:unhideWhenUsed="1"/>
+    <w:lsdException w:name="Table List 3" w:semiHidden="1" w:unhideWhenUsed="1"/>
+    <w:lsdException w:name="Table List 4" w:semiHidden="1" w:unhideWhenUsed="1"/>
+    <w:lsdException w:name="Table List 5" w:semiHidden="1" w:unhideWhenUsed="1"/>
+    <w:lsdException w:name="Table List 6" w:semiHidden="1" w:unhideWhenUsed="1"/>
+    <w:lsdException w:name="Table List 7" w:semiHidden="1" w:unhideWhenUsed="1"/>
+    <w:lsdException w:name="Table List 8" w:semiHidden="1" w:unhideWhenUsed="1"/>
+    <w:lsdException w:name="Table 3D effects 1" w:semiHidden="1" w:unhideWhenUsed="1"/>
+    <w:lsdException w:name="Table 3D effects 2" w:semiHidden="1" w:unhideWhenUsed="1"/>
+    <w:lsdException w:name="Table 3D effects 3" w:semiHidden="1" w:unhideWhenUsed="1"/>
+    <w:lsdException w:name="Table Contemporary" w:semiHidden="1" w:unhideWhenUsed="1"/>
+    <w:lsdException w:name="Table Elegant" w:semiHidden="1" w:unhideWhenUsed="1"/>
+    <w:lsdException w:name="Table Professional" w:semiHidden="1" w:unhideWhenUsed="1"/>
+    <w:lsdException w:name="Table Subtle 1" w:semiHidden="1" w:unhideWhenUsed="1"/>
+    <w:lsdException w:name="Table Subtle 2" w:semiHidden="1" w:unhideWhenUsed="1"/>
+    <w:lsdException w:name="Table Web 1" w:semiHidden="1" w:unhideWhenUsed="1"/>
+    <w:lsdException w:name="Table Web 2" w:semiHidden="1" w:unhideWhenUsed="1"/>
+    <w:lsdException w:name="Table Web 3" w:semiHidden="1" w:unhideWhenUsed="1"/>
+    <w:lsdException w:name="Balloon Text" w:semiHidden="1" w:unhideWhenUsed="1"/>
+    <w:lsdException w:name="Table Grid" w:uiPriority="39"/>
+    <w:lsdException w:name="Table Theme" w:semiHidden="1" w:unhideWhenUsed="1"/>
+    <w:lsdException w:name="Placeholder Text" w:semiHidden="1"/>
+    <w:lsdException w:name="No Spacing" w:uiPriority="1" w:qFormat="1"/>
+    <w:lsdException w:name="Light Shading" w:uiPriority="60"/>
+    <w:lsdException w:name="Light List" w:uiPriority="61"/>
+    <w:lsdException w:name="Light Grid" w:uiPriority="62"/>
+    <w:lsdException w:name="Medium Shading 1" w:uiPriority="63"/>
+    <w:lsdException w:name="Medium Shading 2" w:uiPriority="64"/>
+    <w:lsdException w:name="Medium List 1" w:uiPriority="65"/>
+    <w:lsdException w:name="Medium List 2" w:uiPriority="66"/>
+    <w:lsdException w:name="Medium Grid 1" w:uiPriority="67"/>
+    <w:lsdException w:name="Medium Grid 2" w:uiPriority="68"/>
+    <w:lsdException w:name="Medium Grid 3" w:uiPriority="69"/>
+    <w:lsdException w:name="Dark List" w:uiPriority="70"/>
+    <w:lsdException w:name="Colorful Shading" w:uiPriority="71"/>
+    <w:lsdException w:name="Colorful List" w:uiPriority="72"/>
+    <w:lsdException w:name="Colorful Grid" w:uiPriority="73"/>
+    <w:lsdException w:name="Light Shading Accent 1" w:uiPriority="60"/>
+    <w:lsdException w:name="Light List Accent 1" w:uiPriority="61"/>
+    <w:lsdException w:name="Light Grid Accent 1" w:uiPriority="62"/>
+    <w:lsdException w:name="Medium Shading 1 Accent 1" w:uiPriority="63"/>
+    <w:lsdException w:name="Medium Shading 2 Accent 1" w:uiPriority="64"/>
+    <w:lsdException w:name="Medium List 1 Accent 1" w:uiPriority="65"/>
+    <w:lsdException w:name="Revision" w:semiHidden="1"/>
+    <w:lsdException w:name="List Paragraph" w:uiPriority="34" w:qFormat="1"/>
+    <w:lsdException w:name="Quote" w:uiPriority="29" w:qFormat="1"/>
+    <w:lsdException w:name="Intense Quote" w:uiPriority="30" w:qFormat="1"/>
+    <w:lsdException w:name="Medium List 2 Accent 1" w:uiPriority="66"/>
+    <w:lsdException w:name="Medium Grid 1 Accent 1" w:uiPriority="67"/>
+    <w:lsdException w:name="Medium Grid 2 Accent 1" w:uiPriority="68"/>
+    <w:lsdException w:name="Medium Grid 3 Accent 1" w:uiPriority="69"/>
+    <w:lsdException w:name="Dark List Accent 1" w:uiPriority="70"/>
+    <w:lsdException w:name="Colorful Shading Accent 1" w:uiPriority="71"/>
+    <w:lsdException w:name="Colorful List Accent 1" w:uiPriority="72"/>
+    <w:lsdException w:name="Colorful Grid Accent 1" w:uiPriority="73"/>
+    <w:lsdException w:name="Light Shading Accent 2" w:uiPriority="60"/>
+    <w:lsdException w:name="Light List Accent 2" w:uiPriority="61"/>
+    <w:lsdException w:name="Light Grid Accent 2" w:uiPriority="62"/>
+    <w:lsdException w:name="Medium Shading 1 Accent 2" w:uiPriority="63"/>
+    <w:lsdException w:name="Medium Shading 2 Accent 2" w:uiPriority="64"/>
+    <w:lsdException w:name="Medium List 1 Accent 2" w:uiPriority="65"/>
+    <w:lsdException w:name="Medium List 2 Accent 2" w:uiPriority="66"/>
+    <w:lsdException w:name="Medium Grid 1 Accent 2" w:uiPriority="67"/>
+    <w:lsdException w:name="Medium Grid 2 Accent 2" w:uiPriority="68"/>
+    <w:lsdException w:name="Medium Grid 3 Accent 2" w:uiPriority="69"/>
+    <w:lsdException w:name="Dark List Accent 2" w:uiPriority="70"/>
+    <w:lsdException w:name="Colorful Shading Accent 2" w:uiPriority="71"/>
+    <w:lsdException w:name="Colorful List Accent 2" w:uiPriority="72"/>
+    <w:lsdException w:name="Colorful Grid Accent 2" w:uiPriority="73"/>
+    <w:lsdException w:name="Light Shading Accent 3" w:uiPriority="60"/>
+    <w:lsdException w:name="Light List Accent 3" w:uiPriority="61"/>
+    <w:lsdException w:name="Light Grid Accent 3" w:uiPriority="62"/>
+    <w:lsdException w:name="Medium Shading 1 Accent 3" w:uiPriority="63"/>
+    <w:lsdException w:name="Medium Shading 2 Accent 3" w:uiPriority="64"/>
+    <w:lsdException w:name="Medium List 1 Accent 3" w:uiPriority="65"/>
+    <w:lsdException w:name="Medium List 2 Accent 3" w:uiPriority="66"/>
+    <w:lsdException w:name="Medium Grid 1 Accent 3" w:uiPriority="67"/>
+    <w:lsdException w:name="Medium Grid 2 Accent 3" w:uiPriority="68"/>
+    <w:lsdException w:name="Medium Grid 3 Accent 3" w:uiPriority="69"/>
+    <w:lsdException w:name="Dark List Accent 3" w:uiPriority="70"/>
+    <w:lsdException w:name="Colorful Shading Accent 3" w:uiPriority="71"/>
+    <w:lsdException w:name="Colorful List Accent 3" w:uiPriority="72"/>
+    <w:lsdException w:name="Colorful Grid Accent 3" w:uiPriority="73"/>
+    <w:lsdException w:name="Light Shading Accent 4" w:uiPriority="60"/>
+    <w:lsdException w:name="Light List Accent 4" w:uiPriority="61"/>
+    <w:lsdException w:name="Light Grid Accent 4" w:uiPriority="62"/>
+    <w:lsdException w:name="Medium Shading 1 Accent 4" w:uiPriority="63"/>
+    <w:lsdException w:name="Medium Shading 2 Accent 4" w:uiPriority="64"/>
+    <w:lsdException w:name="Medium List 1 Accent 4" w:uiPriority="65"/>
+    <w:lsdException w:name="Medium List 2 Accent 4" w:uiPriority="66"/>
+    <w:lsdException w:name="Medium Grid 1 Accent 4" w:uiPriority="67"/>
+    <w:lsdException w:name="Medium Grid 2 Accent 4" w:uiPriority="68"/>
+    <w:lsdException w:name="Medium Grid 3 Accent 4" w:uiPriority="69"/>
+    <w:lsdException w:name="Dark List Accent 4" w:uiPriority="70"/>
+    <w:lsdException w:name="Colorful Shading Accent 4" w:uiPriority="71"/>
+    <w:lsdException w:name="Colorful List Accent 4" w:uiPriority="72"/>
+    <w:lsdException w:name="Colorful Grid Accent 4" w:uiPriority="73"/>
+    <w:lsdException w:name="Light Shading Accent 5" w:uiPriority="60"/>
+    <w:lsdException w:name="Light List Accent 5" w:uiPriority="61"/>
+    <w:lsdException w:name="Light Grid Accent 5" w:uiPriority="62"/>
+    <w:lsdException w:name="Medium Shading 1 Accent 5" w:uiPriority="63"/>
+    <w:lsdException w:name="Medium Shading 2 Accent 5" w:uiPriority="64"/>
+    <w:lsdException w:name="Medium List 1 Accent 5" w:uiPriority="65"/>
+    <w:lsdException w:name="Medium List 2 Accent 5" w:uiPriority="66"/>
+    <w:lsdException w:name="Medium Grid 1 Accent 5" w:uiPriority="67"/>
+    <w:lsdException w:name="Medium Grid 2 Accent 5" w:uiPriority="68"/>
+    <w:lsdException w:name="Medium Grid 3 Accent 5" w:uiPriority="69"/>
+    <w:lsdException w:name="Dark List Accent 5" w:uiPriority="70"/>
+    <w:lsdException w:name="Colorful Shading Accent 5" w:uiPriority="71"/>
+    <w:lsdException w:name="Colorful List Accent 5" w:uiPriority="72"/>
+    <w:lsdException w:name="Colorful Grid Accent 5" w:uiPriority="73"/>
+    <w:lsdException w:name="Light Shading Accent 6" w:uiPriority="60"/>
+    <w:lsdException w:name="Light List Accent 6" w:uiPriority="61"/>
+    <w:lsdException w:name="Light Grid Accent 6" w:uiPriority="62"/>
+    <w:lsdException w:name="Medium Shading 1 Accent 6" w:uiPriority="63"/>
+    <w:lsdException w:name="Medium Shading 2 Accent 6" w:uiPriority="64"/>
+    <w:lsdException w:name="Medium List 1 Accent 6" w:uiPriority="65"/>
+    <w:lsdException w:name="Medium List 2 Accent 6" w:uiPriority="66"/>
+    <w:lsdException w:name="Medium Grid 1 Accent 6" w:uiPriority="67"/>
+    <w:lsdException w:name="Medium Grid 2 Accent 6" w:uiPriority="68"/>
+    <w:lsdException w:name="Medium Grid 3 Accent 6" w:uiPriority="69"/>
+    <w:lsdException w:name="Dark List Accent 6" w:uiPriority="70"/>
+    <w:lsdException w:name="Colorful Shading Accent 6" w:uiPriority="71"/>
+    <w:lsdException w:name="Colorful List Accent 6" w:uiPriority="72"/>
+    <w:lsdException w:name="Colorful Grid Accent 6" w:uiPriority="73"/>
+    <w:lsdException w:name="Subtle Emphasis" w:uiPriority="19" w:qFormat="1"/>
+    <w:lsdException w:name="Intense Emphasis" w:uiPriority="21" w:qFormat="1"/>
+    <w:lsdException w:name="Subtle Reference" w:uiPriority="31" w:qFormat="1"/>
+    <w:lsdException w:name="Intense Reference" w:uiPriority="32" w:qFormat="1"/>
+    <w:lsdException w:name="Book Title" w:uiPriority="33" w:qFormat="1"/>
+    <w:lsdException w:name="Bibliography" w:semiHidden="1" w:uiPriority="37" w:unhideWhenUsed="1"/>
+    <w:lsdException w:name="TOC Heading" w:semiHidden="1" w:uiPriority="39" w:unhideWhenUsed="1" w:qFormat="1"/>
+    <w:lsdException w:name="Plain Table 1" w:uiPriority="41"/>
+    <w:lsdException w:name="Plain Table 2" w:uiPriority="42"/>
+    <w:lsdException w:name="Plain Table 3" w:uiPriority="43"/>
+    <w:lsdException w:name="Plain Table 4" w:uiPriority="44"/>
+    <w:lsdException w:name="Plain Table 5" w:uiPriority="45"/>
+    <w:lsdException w:name="Grid Table Light" w:uiPriority="40"/>
+    <w:lsdException w:name="Grid Table 1 Light" w:uiPriority="46"/>
+    <w:lsdException w:name="Grid Table 2" w:uiPriority="47"/>
+    <w:lsdException w:name="Grid Table 3" w:uiPriority="48"/>
+    <w:lsdException w:name="Grid Table 4" w:uiPriority="49"/>
+    <w:lsdException w:name="Grid Table 5 Dark" w:uiPriority="50"/>
+    <w:lsdException w:name="Grid Table 6 Colorful" w:uiPriority="51"/>
+    <w:lsdException w:name="Grid Table 7 Colorful" w:uiPriority="52"/>
+    <w:lsdException w:name="Grid Table 1 Light Accent 1" w:uiPriority="46"/>
+    <w:lsdException w:name="Grid Table 2 Accent 1" w:uiPriority="47"/>
+    <w:lsdException w:name="Grid Table 3 Accent 1" w:uiPriority="48"/>
+    <w:lsdException w:name="Grid Table 4 Accent 1" w:uiPriority="49"/>
+    <w:lsdException w:name="Grid Table 5 Dark Accent 1" w:uiPriority="50"/>
+    <w:lsdException w:name="Grid Table 6 Colorful Accent 1" w:uiPriority="51"/>
+    <w:lsdException w:name="Grid Table 7 Colorful Accent 1" w:uiPriority="52"/>
+    <w:lsdException w:name="Grid Table 1 Light Accent 2" w:uiPriority="46"/>
+    <w:lsdException w:name="Grid Table 2 Accent 2" w:uiPriority="47"/>
+    <w:lsdException w:name="Grid Table 3 Accent 2" w:uiPriority="48"/>
+    <w:lsdException w:name="Grid Table 4 Accent 2" w:uiPriority="49"/>
+    <w:lsdException w:name="Grid Table 5 Dark Accent 2" w:uiPriority="50"/>
+    <w:lsdException w:name="Grid Table 6 Colorful Accent 2" w:uiPriority="51"/>
+    <w:lsdException w:name="Grid Table 7 Colorful Accent 2" w:uiPriority="52"/>
+    <w:lsdException w:name="Grid Table 1 Light Accent 3" w:uiPriority="46"/>
+    <w:lsdException w:name="Grid Table 2 Accent 3" w:uiPriority="47"/>
+    <w:lsdException w:name="Grid Table 3 Accent 3" w:uiPriority="48"/>
+    <w:lsdException w:name="Grid Table 4 Accent 3" w:uiPriority="49"/>
+    <w:lsdException w:name="Grid Table 5 Dark Accent 3" w:uiPriority="50"/>
+    <w:lsdException w:name="Grid Table 6 Colorful Accent 3" w:uiPriority="51"/>
+    <w:lsdException w:name="Grid Table 7 Colorful Accent 3" w:uiPriority="52"/>
+    <w:lsdException w:name="Grid Table 1 Light Accent 4" w:uiPriority="46"/>
+    <w:lsdException w:name="Grid Table 2 Accent 4" w:uiPriority="47"/>
+    <w:lsdException w:name="Grid Table 3 Accent 4" w:uiPriority="48"/>
+    <w:lsdException w:name="Grid Table 4 Accent 4" w:uiPriority="49"/>
+    <w:lsdException w:name="Grid Table 5 Dark Accent 4" w:uiPriority="50"/>
+    <w:lsdException w:name="Grid Table 6 Colorful Accent 4" w:uiPriority="51"/>
+    <w:lsdException w:name="Grid Table 7 Colorful Accent 4" w:uiPriority="52"/>
+    <w:lsdException w:name="Grid Table 1 Light Accent 5" w:uiPriority="46"/>
+    <w:lsdException w:name="Grid Table 2 Accent 5" w:uiPriority="47"/>
+    <w:lsdException w:name="Grid Table 3 Accent 5" w:uiPriority="48"/>
+    <w:lsdException w:name="Grid Table 4 Accent 5" w:uiPriority="49"/>
+    <w:lsdException w:name="Grid Table 5 Dark Accent 5" w:uiPriority="50"/>
+    <w:lsdException w:name="Grid Table 6 Colorful Accent 5" w:uiPriority="51"/>
+    <w:lsdException w:name="Grid Table 7 Colorful Accent 5" w:uiPriority="52"/>
+    <w:lsdException w:name="Grid Table 1 Light Accent 6" w:uiPriority="46"/>
+    <w:lsdException w:name="Grid Table 2 Accent 6" w:uiPriority="47"/>
+    <w:lsdException w:name="Grid Table 3 Accent 6" w:uiPriority="48"/>
+    <w:lsdException w:name="Grid Table 4 Accent 6" w:uiPriority="49"/>
+    <w:lsdException w:name="Grid Table 5 Dark Accent 6" w:uiPriority="50"/>
+    <w:lsdException w:name="Grid Table 6 Colorful Accent 6" w:uiPriority="51"/>
+    <w:lsdException w:name="Grid Table 7 Colorful Accent 6" w:uiPriority="52"/>
+    <w:lsdException w:name="List Table 1 Light" w:uiPriority="46"/>
+    <w:lsdException w:name="List Table 2" w:uiPriority="47"/>
+    <w:lsdException w:name="List Table 3" w:uiPriority="48"/>
+    <w:lsdException w:name="List Table 4" w:uiPriority="49"/>
+    <w:lsdException w:name="List Table 5 Dark" w:uiPriority="50"/>
+    <w:lsdException w:name="List Table 6 Colorful" w:uiPriority="51"/>
+    <w:lsdException w:name="List Table 7 Colorful" w:uiPriority="52"/>
+    <w:lsdException w:name="List Table 1 Light Accent 1" w:uiPriority="46"/>
+    <w:lsdException w:name="List Table 2 Accent 1" w:uiPriority="47"/>
+    <w:lsdException w:name="List Table 3 Accent 1" w:uiPriority="48"/>
+    <w:lsdException w:name="List Table 4 Accent 1" w:uiPriority="49"/>
+    <w:lsdException w:name="List Table 5 Dark Accent 1" w:uiPriority="50"/>
+    <w:lsdException w:name="List Table 6 Colorful Accent 1" w:uiPriority="51"/>
+    <w:lsdException w:name="List Table 7 Colorful Accent 1" w:uiPriority="52"/>
+    <w:lsdException w:name="List Table 1 Light Accent 2" w:uiPriority="46"/>
+    <w:lsdException w:name="List Table 2 Accent 2" w:uiPriority="47"/>
+    <w:lsdException w:name="List Table 3 Accent 2" w:uiPriority="48"/>
+    <w:lsdException w:name="List Table 4 Accent 2" w:uiPriority="49"/>
+    <w:lsdException w:name="List Table 5 Dark Accent 2" w:uiPriority="50"/>
+    <w:lsdException w:name="List Table 6 Colorful Accent 2" w:uiPriority="51"/>
+    <w:lsdException w:name="List Table 7 Colorful Accent 2" w:uiPriority="52"/>
+    <w:lsdException w:name="List Table 1 Light Accent 3" w:uiPriority="46"/>
+    <w:lsdException w:name="List Table 2 Accent 3" w:uiPriority="47"/>
+    <w:lsdException w:name="List Table 3 Accent 3" w:uiPriority="48"/>
+    <w:lsdException w:name="List Table 4 Accent 3" w:uiPriority="49"/>
+    <w:lsdException w:name="List Table 5 Dark Accent 3" w:uiPriority="50"/>
+    <w:lsdException w:name="List Table 6 Colorful Accent 3" w:uiPriority="51"/>
+    <w:lsdException w:name="List Table 7 Colorful Accent 3" w:uiPriority="52"/>
+    <w:lsdException w:name="List Table 1 Light Accent 4" w:uiPriority="46"/>
+    <w:lsdException w:name="List Table 2 Accent 4" w:uiPriority="47"/>
+    <w:lsdException w:name="List Table 3 Accent 4" w:uiPriority="48"/>
+    <w:lsdException w:name="List Table 4 Accent 4" w:uiPriority="49"/>
+    <w:lsdException w:name="List Table 5 Dark Accent 4" w:uiPriority="50"/>
+    <w:lsdException w:name="List Table 6 Colorful Accent 4" w:uiPriority="51"/>
+    <w:lsdException w:name="List Table 7 Colorful Accent 4" w:uiPriority="52"/>
+    <w:lsdException w:name="List Table 1 Light Accent 5" w:uiPriority="46"/>
+    <w:lsdException w:name="List Table 2 Accent 5" w:uiPriority="47"/>
+    <w:lsdException w:name="List Table 3 Accent 5" w:uiPriority="48"/>
+    <w:lsdException w:name="List Table 4 Accent 5" w:uiPriority="49"/>
+    <w:lsdException w:name="List Table 5 Dark Accent 5" w:uiPriority="50"/>
+    <w:lsdException w:name="List Table 6 Colorful Accent 5" w:uiPriority="51"/>
+    <w:lsdException w:name="List Table 7 Colorful Accent 5" w:uiPriority="52"/>
+    <w:lsdException w:name="List Table 1 Light Accent 6" w:uiPriority="46"/>
+    <w:lsdException w:name="List Table 2 Accent 6" w:uiPriority="47"/>
+    <w:lsdException w:name="List Table 3 Accent 6" w:uiPriority="48"/>
+    <w:lsdException w:name="List Table 4 Accent 6" w:uiPriority="49"/>
+    <w:lsdException w:name="List Table 5 Dark Accent 6" w:uiPriority="50"/>
+    <w:lsdException w:name="List Table 6 Colorful Accent 6" w:uiPriority="51"/>
+    <w:lsdException w:name="List Table 7 Colorful Accent 6" w:uiPriority="52"/>
+    <w:lsdException w:name="Mention" w:semiHidden="1" w:unhideWhenUsed="1"/>
+    <w:lsdException w:name="Smart Hyperlink" w:semiHidden="1" w:unhideWhenUsed="1"/>
+    <w:lsdException w:name="Hashtag" w:semiHidden="1" w:unhideWhenUsed="1"/>
+    <w:lsdException w:name="Unresolved Mention" w:semiHidden="1" w:unhideWhenUsed="1"/>
+    <w:lsdException w:name="Smart Link" w:semiHidden="1" w:unhideWhenUsed="1"/>
+  </w:latentStyles>
+  <w:style w:type="paragraph" w:default="1" w:styleId="Normal">
+    <w:name w:val="Normal"/>
+    <w:qFormat/>
+  </w:style>
+  <w:style w:type="paragraph" w:styleId="Titre1">
+    <w:name w:val="heading 1"/>
+    <w:basedOn w:val="Normal"/>
+    <w:next w:val="Normal"/>
+    <w:uiPriority w:val="9"/>
+    <w:qFormat/>
+    <w:pPr>
+      <w:spacing w:before="480" w:after="120"/>
+      <w:outlineLvl w:val="0"/>
+    </w:pPr>
+    <w:rPr>
+      <w:b/>
+      <w:bCs/>
+      <w:sz w:val="48"/>
+      <w:szCs w:val="48"/>
+    </w:rPr>
+  </w:style>
+  <w:style w:type="paragraph" w:styleId="Titre2">
+    <w:name w:val="heading 2"/>
+    <w:basedOn w:val="Normal"/>
+    <w:next w:val="Normal"/>
+    <w:uiPriority w:val="9"/>
+    <w:semiHidden/>
+    <w:unhideWhenUsed/>
+    <w:qFormat/>
+    <w:pPr>
+      <w:spacing w:before="360" w:after="80"/>
+      <w:outlineLvl w:val="1"/>
+    </w:pPr>
+    <w:rPr>
+      <w:b/>
+      <w:bCs/>
+      <w:sz w:val="36"/>
+      <w:szCs w:val="36"/>
+    </w:rPr>
+  </w:style>
+  <w:style w:type="paragraph" w:styleId="Titre3">
+    <w:name w:val="heading 3"/>
+    <w:basedOn w:val="Normal"/>
+    <w:next w:val="Normal"/>
+    <w:uiPriority w:val="9"/>
+    <w:semiHidden/>
+    <w:unhideWhenUsed/>
+    <w:qFormat/>
+    <w:pPr>
+      <w:spacing w:before="280" w:after="80"/>
+      <w:outlineLvl w:val="2"/>
+    </w:pPr>
+    <w:rPr>
+      <w:b/>
+      <w:bCs/>
+      <w:sz w:val="28"/>
+      <w:szCs w:val="28"/>
+    </w:rPr>
+  </w:style>
+  <w:style w:type="paragraph" w:styleId="Titre4">
+    <w:name w:val="heading 4"/>
+    <w:basedOn w:val="Normal"/>
+    <w:next w:val="Normal"/>
+    <w:uiPriority w:val="9"/>
+    <w:semiHidden/>
+    <w:unhideWhenUsed/>
+    <w:qFormat/>
+    <w:pPr>
+      <w:spacing w:before="240" w:after="40"/>
+      <w:outlineLvl w:val="3"/>
+    </w:pPr>
+    <w:rPr>
+      <w:b/>
+      <w:bCs/>
+      <w:sz w:val="24"/>
+      <w:szCs w:val="24"/>
+    </w:rPr>
+  </w:style>
+  <w:style w:type="paragraph" w:styleId="Titre5">
+    <w:name w:val="heading 5"/>
+    <w:basedOn w:val="Normal"/>
+    <w:next w:val="Normal"/>
+    <w:uiPriority w:val="9"/>
+    <w:semiHidden/>
+    <w:unhideWhenUsed/>
+    <w:qFormat/>
+    <w:pPr>
+      <w:spacing w:before="220" w:after="40"/>
+      <w:outlineLvl w:val="4"/>
+    </w:pPr>
+    <w:rPr>
+      <w:b/>
+      <w:bCs/>
+    </w:rPr>
+  </w:style>
+  <w:style w:type="paragraph" w:styleId="Titre6">
+    <w:name w:val="heading 6"/>
+    <w:basedOn w:val="Normal"/>
+    <w:next w:val="Normal"/>
+    <w:uiPriority w:val="9"/>
+    <w:semiHidden/>
+    <w:unhideWhenUsed/>
+    <w:qFormat/>
+    <w:pPr>
+      <w:spacing w:before="200" w:after="40"/>
+      <w:outlineLvl w:val="5"/>
+    </w:pPr>
+    <w:rPr>
+      <w:b/>
+      <w:bCs/>
+      <w:sz w:val="20"/>
+      <w:szCs w:val="20"/>
+    </w:rPr>
+  </w:style>
+  <w:style w:type="character" w:default="1" w:styleId="Policepardfaut">
+    <w:name w:val="Default Paragraph Font"/>
+    <w:uiPriority w:val="1"/>
+    <w:semiHidden/>
+    <w:unhideWhenUsed/>
+  </w:style>
+  <w:style w:type="table" w:default="1" w:styleId="TableauNormal">
+    <w:name w:val="Normal Table"/>
+    <w:uiPriority w:val="99"/>
+    <w:semiHidden/>
+    <w:unhideWhenUsed/>
+    <w:tblPr>
+      <w:tblInd w:w="0" w:type="dxa"/>
+      <w:tblCellMar>
+        <w:top w:w="0" w:type="dxa"/>
+        <w:left w:w="108" w:type="dxa"/>
+        <w:bottom w:w="0" w:type="dxa"/>
+        <w:right w:w="108" w:type="dxa"/>
+      </w:tblCellMar>
+    </w:tblPr>
+  </w:style>
+  <w:style w:type="numbering" w:default="1" w:styleId="Aucuneliste">
+    <w:name w:val="No List"/>
+    <w:uiPriority w:val="99"/>
+    <w:semiHidden/>
+    <w:unhideWhenUsed/>
+  </w:style>
+  <w:style w:type="table" w:customStyle="1" w:styleId="TableNormal">
     <w:name w:val="TableNormal"/>
     <w:tblPr>
       <w:tblCellMar>
-        <w:top w:w="100.0" w:type="dxa"/>
-        <w:left w:w="100.0" w:type="dxa"/>
-        <w:bottom w:w="100.0" w:type="dxa"/>
-        <w:right w:w="100.0" w:type="dxa"/>
+        <w:top w:w="100" w:type="dxa"/>
+        <w:left w:w="100" w:type="dxa"/>
+        <w:bottom w:w="100" w:type="dxa"/>
+        <w:right w:w="100" w:type="dxa"/>
       </w:tblCellMar>
     </w:tblPr>
   </w:style>
-  <w:style w:type="paragraph" w:styleId="Normal" w:default="1">
-    <w:name w:val="normal"/>
-  </w:style>
-  <w:style w:type="paragraph" w:styleId="Heading1">
-    <w:name w:val="heading 1"/>
-    <w:basedOn w:val="Normal"/>
-    <w:next w:val="Normal"/>
-    <w:pPr>
-      <w:spacing w:after="120" w:before="480" w:lineRule="auto"/>
-    </w:pPr>
-    <w:rPr>
-      <w:b w:val="1"/>
-      <w:bCs w:val="1"/>
-      <w:sz w:val="48"/>
-      <w:szCs w:val="48"/>
-    </w:rPr>
-  </w:style>
-  <w:style w:type="paragraph" w:styleId="Heading2">
-    <w:name w:val="heading 2"/>
-    <w:basedOn w:val="Normal"/>
-    <w:next w:val="Normal"/>
-    <w:pPr>
-      <w:spacing w:after="80" w:before="360" w:lineRule="auto"/>
-    </w:pPr>
-    <w:rPr>
-      <w:b w:val="1"/>
-      <w:bCs w:val="1"/>
-      <w:sz w:val="36"/>
-      <w:szCs w:val="36"/>
-    </w:rPr>
-  </w:style>
-  <w:style w:type="paragraph" w:styleId="Heading3">
-    <w:name w:val="heading 3"/>
-    <w:basedOn w:val="Normal"/>
-    <w:next w:val="Normal"/>
-    <w:pPr>
-      <w:spacing w:after="80" w:before="280" w:lineRule="auto"/>
-    </w:pPr>
-    <w:rPr>
-      <w:b w:val="1"/>
-      <w:bCs w:val="1"/>
-      <w:sz w:val="28"/>
-      <w:szCs w:val="28"/>
-    </w:rPr>
-  </w:style>
-  <w:style w:type="paragraph" w:styleId="Heading4">
-    <w:name w:val="heading 4"/>
-    <w:basedOn w:val="Normal"/>
-    <w:next w:val="Normal"/>
-    <w:pPr>
-      <w:spacing w:after="40" w:before="240" w:lineRule="auto"/>
-    </w:pPr>
-    <w:rPr>
-      <w:b w:val="1"/>
-      <w:bCs w:val="1"/>
-      <w:sz w:val="24"/>
-      <w:szCs w:val="24"/>
-    </w:rPr>
-  </w:style>
-  <w:style w:type="paragraph" w:styleId="Heading5">
-    <w:name w:val="heading 5"/>
-    <w:basedOn w:val="Normal"/>
-    <w:next w:val="Normal"/>
-    <w:pPr>
-      <w:spacing w:after="40" w:before="220" w:lineRule="auto"/>
-    </w:pPr>
-    <w:rPr>
-      <w:b w:val="1"/>
-      <w:bCs w:val="1"/>
-    </w:rPr>
-  </w:style>
-  <w:style w:type="paragraph" w:styleId="Heading6">
-    <w:name w:val="heading 6"/>
-    <w:basedOn w:val="Normal"/>
-    <w:next w:val="Normal"/>
-    <w:pPr>
-      <w:spacing w:after="40" w:before="200" w:lineRule="auto"/>
-    </w:pPr>
-    <w:rPr>
-      <w:b w:val="1"/>
-      <w:bCs w:val="1"/>
-      <w:sz w:val="20"/>
-      <w:szCs w:val="20"/>
-    </w:rPr>
-  </w:style>
-  <w:style w:type="paragraph" w:styleId="Title">
+  <w:style w:type="paragraph" w:styleId="Titre">
     <w:name w:val="Title"/>
     <w:basedOn w:val="Normal"/>
     <w:next w:val="Normal"/>
+    <w:uiPriority w:val="10"/>
+    <w:qFormat/>
     <w:pPr>
-      <w:spacing w:after="120" w:before="480" w:lineRule="auto"/>
+      <w:spacing w:before="480" w:after="120"/>
     </w:pPr>
     <w:rPr>
-      <w:b w:val="1"/>
-      <w:bCs w:val="1"/>
+      <w:b/>
+      <w:bCs/>
       <w:sz w:val="72"/>
       <w:szCs w:val="72"/>
     </w:rPr>
   </w:style>
-  <w:style w:type="character" w:styleId="Policepardfaut" w:default="1">
-    <w:name w:val="Default Paragraph Font"/>
-    <w:uiPriority w:val="1"/>
-    <w:semiHidden w:val="1"/>
-    <w:unhideWhenUsed w:val="1"/>
-  </w:style>
-  <w:style w:type="table" w:styleId="TableauNormal" w:default="1">
-    <w:name w:val="Normal Table"/>
-    <w:uiPriority w:val="99"/>
-    <w:semiHidden w:val="1"/>
-    <w:unhideWhenUsed w:val="1"/>
-    <w:tblPr>
-      <w:tblInd w:w="0.0" w:type="dxa"/>
-      <w:tblCellMar>
-        <w:top w:w="0.0" w:type="dxa"/>
-        <w:left w:w="108.0" w:type="dxa"/>
-        <w:bottom w:w="0.0" w:type="dxa"/>
-        <w:right w:w="108.0" w:type="dxa"/>
-      </w:tblCellMar>
-    </w:tblPr>
-  </w:style>
-  <w:style w:type="numbering" w:styleId="Aucuneliste" w:default="1">
-    <w:name w:val="No List"/>
-    <w:uiPriority w:val="99"/>
-    <w:semiHidden w:val="1"/>
-    <w:unhideWhenUsed w:val="1"/>
-  </w:style>
-  <w:style w:type="table" w:styleId="TableNormal" w:customStyle="1">
+  <w:style w:type="table" w:customStyle="1" w:styleId="TableNormal0">
     <w:name w:val="TableNormal"/>
     <w:tblPr>
       <w:tblCellMar>
-        <w:top w:w="100.0" w:type="dxa"/>
-        <w:left w:w="100.0" w:type="dxa"/>
-        <w:bottom w:w="100.0" w:type="dxa"/>
-        <w:right w:w="100.0" w:type="dxa"/>
+        <w:top w:w="100" w:type="dxa"/>
+        <w:left w:w="100" w:type="dxa"/>
+        <w:bottom w:w="100" w:type="dxa"/>
+        <w:right w:w="100" w:type="dxa"/>
       </w:tblCellMar>
     </w:tblPr>
   </w:style>
-  <w:style w:type="table" w:styleId="a" w:customStyle="1">
-    <w:basedOn w:val="TableNormal"/>
+  <w:style w:type="table" w:customStyle="1" w:styleId="a">
+    <w:basedOn w:val="TableNormal0"/>
     <w:tblPr>
       <w:tblStyleRowBandSize w:val="1"/>
       <w:tblStyleColBandSize w:val="1"/>
     </w:tblPr>
   </w:style>
-  <w:style w:type="table" w:styleId="a0" w:customStyle="1">
-    <w:basedOn w:val="TableNormal"/>
+  <w:style w:type="table" w:customStyle="1" w:styleId="a0">
+    <w:basedOn w:val="TableNormal0"/>
     <w:tblPr>
       <w:tblStyleRowBandSize w:val="1"/>
       <w:tblStyleColBandSize w:val="1"/>
     </w:tblPr>
   </w:style>
-  <w:style w:type="table" w:styleId="a1" w:customStyle="1">
-    <w:basedOn w:val="TableNormal"/>
+  <w:style w:type="table" w:customStyle="1" w:styleId="a1">
+    <w:basedOn w:val="TableNormal0"/>
     <w:tblPr>
       <w:tblStyleRowBandSize w:val="1"/>
       <w:tblStyleColBandSize w:val="1"/>
@@ -1348,7 +1634,7 @@
     <w:basedOn w:val="Normal"/>
     <w:link w:val="En-tteCar"/>
     <w:uiPriority w:val="99"/>
-    <w:unhideWhenUsed w:val="1"/>
+    <w:unhideWhenUsed/>
     <w:rsid w:val="0076145B"/>
     <w:pPr>
       <w:tabs>
@@ -1357,7 +1643,7 @@
       </w:tabs>
     </w:pPr>
   </w:style>
-  <w:style w:type="character" w:styleId="En-tteCar" w:customStyle="1">
+  <w:style w:type="character" w:customStyle="1" w:styleId="En-tteCar">
     <w:name w:val="En-tête Car"/>
     <w:basedOn w:val="Policepardfaut"/>
     <w:link w:val="En-tte"/>
@@ -1369,7 +1655,7 @@
     <w:basedOn w:val="Normal"/>
     <w:link w:val="PieddepageCar"/>
     <w:uiPriority w:val="99"/>
-    <w:unhideWhenUsed w:val="1"/>
+    <w:unhideWhenUsed/>
     <w:rsid w:val="0076145B"/>
     <w:pPr>
       <w:tabs>
@@ -1378,31 +1664,33 @@
       </w:tabs>
     </w:pPr>
   </w:style>
-  <w:style w:type="character" w:styleId="PieddepageCar" w:customStyle="1">
+  <w:style w:type="character" w:customStyle="1" w:styleId="PieddepageCar">
     <w:name w:val="Pied de page Car"/>
     <w:basedOn w:val="Policepardfaut"/>
     <w:link w:val="Pieddepage"/>
     <w:uiPriority w:val="99"/>
     <w:rsid w:val="0076145B"/>
   </w:style>
-  <w:style w:type="paragraph" w:styleId="Subtitle">
+  <w:style w:type="paragraph" w:styleId="Sous-titre">
     <w:name w:val="Subtitle"/>
     <w:basedOn w:val="Normal"/>
     <w:next w:val="Normal"/>
+    <w:uiPriority w:val="11"/>
+    <w:qFormat/>
     <w:pPr>
-      <w:spacing w:after="80" w:before="360" w:lineRule="auto"/>
+      <w:spacing w:before="360" w:after="80"/>
     </w:pPr>
     <w:rPr>
-      <w:rFonts w:ascii="Georgia" w:cs="Georgia" w:eastAsia="Georgia" w:hAnsi="Georgia"/>
-      <w:i w:val="1"/>
-      <w:iCs w:val="1"/>
+      <w:rFonts w:ascii="Georgia" w:eastAsia="Georgia" w:hAnsi="Georgia" w:cs="Georgia"/>
+      <w:i/>
+      <w:iCs/>
       <w:color w:val="666666"/>
       <w:sz w:val="48"/>
       <w:szCs w:val="48"/>
     </w:rPr>
   </w:style>
-  <w:style w:type="table" w:styleId="Table1">
-    <w:basedOn w:val="TableNormal"/>
+  <w:style w:type="table" w:customStyle="1" w:styleId="a2">
+    <w:basedOn w:val="TableNormal0"/>
     <w:tblPr>
       <w:tblStyleRowBandSize w:val="1"/>
       <w:tblStyleColBandSize w:val="1"/>
@@ -1731,17 +2019,17 @@
 </a:theme>
 </file>
 
-<file path=customXML/item1.xml><?xml version="1.0" encoding="utf-8"?>
+<file path=customXml/item1.xml><?xml version="1.0" encoding="utf-8"?>
 <go:gDocsCustomXmlDataStorage xmlns:go="http://customooxmlschemas.google.com/" xmlns:r="http://schemas.openxmlformats.org/officeDocument/2006/relationships" uri="GoogleDocsCustomDataVersion2">
-  <go:docsCustomData xmlns:go="http://customooxmlschemas.google.com/" roundtripDataSignature="AMtx7mi2ARXPFx0dEW341OVWn/S+Jn6ojw==">CgMxLjAyDmguaW9qZXJxZTJ4NHNzOAByITFMbDVZZzdFbGhXWGdZX3FCYTZpd254SDViYTFxVDdSeQ==</go:docsCustomData>
+  <go:docsCustomData xmlns:go="http://customooxmlschemas.google.com/" roundtripDataSignature="AMtx7miyXnOddHoX6cpj0ias4fm5RXP+6A==">CgMxLjAyDmgucnhqeWtnOXJzZDcxOAByITFsLU1aeERGb0lhb09jZUFkcllpanZVVXFHcE9NNzhabg==</go:docsCustomData>
 </go:gDocsCustomXmlDataStorage>
 </file>
 
-<file path=customXML/itemProps1.xml><?xml version="1.0" encoding="utf-8"?>
+<file path=customXml/itemProps1.xml><?xml version="1.0" encoding="utf-8"?>
 <ds:datastoreItem xmlns:ds="http://schemas.openxmlformats.org/officeDocument/2006/customXml" ds:itemID="{11111111-1234-1234-1234-123412341234}">
   <ds:schemaRefs>
+    <ds:schemaRef ds:uri="http://customooxmlschemas.google.com/"/>
     <ds:schemaRef ds:uri="http://schemas.openxmlformats.org/officeDocument/2006/relationships"/>
-    <ds:schemaRef ds:uri="http://customooxmlschemas.google.com/"/>
   </ds:schemaRefs>
 </ds:datastoreItem>
 </file>